--- a/Lessons/Romi Lesson 1_GettingStarted.docx
+++ b/Lessons/Romi Lesson 1_GettingStarted.docx
@@ -17,7 +17,7 @@
         </w:pBdr>
         <w:shd w:fill="auto" w:val="clear"/>
         <w:spacing w:after="0" w:before="0" w:line="240" w:lineRule="auto"/>
-        <w:ind w:left="54.57611083984375" w:right="0" w:firstLine="0"/>
+        <w:ind w:left="92.25601196289062" w:right="0" w:firstLine="0"/>
         <w:jc w:val="left"/>
         <w:rPr>
           <w:rFonts w:ascii="Arial" w:cs="Arial" w:eastAsia="Arial" w:hAnsi="Arial"/>
@@ -69,8 +69,8 @@
           <w:between w:space="0" w:sz="0" w:val="nil"/>
         </w:pBdr>
         <w:shd w:fill="auto" w:val="clear"/>
-        <w:spacing w:after="0" w:before="40.006103515625" w:line="259.2583179473877" w:lineRule="auto"/>
-        <w:ind w:left="42.24761962890625" w:right="1289.615478515625" w:firstLine="0"/>
+        <w:spacing w:after="0" w:before="45.693359375" w:line="258.5518455505371" w:lineRule="auto"/>
+        <w:ind w:left="93.5821533203125" w:right="1176.06689453125" w:firstLine="0"/>
         <w:jc w:val="center"/>
         <w:rPr>
           <w:rFonts w:ascii="Arial" w:cs="Arial" w:eastAsia="Arial" w:hAnsi="Arial"/>
@@ -122,26 +122,9 @@
           <w:between w:space="0" w:sz="0" w:val="nil"/>
         </w:pBdr>
         <w:shd w:fill="auto" w:val="clear"/>
-        <w:spacing w:after="0" w:before="182.53173828125" w:line="264.4577980041504" w:lineRule="auto"/>
-        <w:ind w:left="33.105621337890625" w:right="1435.64208984375" w:firstLine="713.1550598144531"/>
+        <w:spacing w:after="0" w:before="192.79052734375" w:line="240" w:lineRule="auto"/>
+        <w:ind w:left="767.8848266601562" w:right="0" w:firstLine="0"/>
         <w:jc w:val="left"/>
-        <w:rPr>
-          <w:rFonts w:ascii="Arial" w:cs="Arial" w:eastAsia="Arial" w:hAnsi="Arial"/>
-          <w:b w:val="0"/>
-          <w:bCs w:val="0"/>
-          <w:i w:val="0"/>
-          <w:iCs w:val="0"/>
-          <w:smallCaps w:val="0"/>
-          <w:strike w:val="0"/>
-          <w:color w:val="000000"/>
-          <w:sz w:val="22.079999923706055"/>
-          <w:szCs w:val="22.079999923706055"/>
-          <w:u w:val="none"/>
-          <w:shd w:fill="auto" w:val="clear"/>
-          <w:vertAlign w:val="baseline"/>
-        </w:rPr>
-      </w:pPr>
-      <w:r>
         <w:rPr>
           <w:rFonts w:ascii="Arial" w:cs="Arial" w:eastAsia="Arial" w:hAnsi="Arial"/>
           <w:b w:val="1"/>
@@ -156,9 +139,79 @@
           <w:u w:val="none"/>
           <w:shd w:fill="auto" w:val="clear"/>
           <w:vertAlign w:val="baseline"/>
-          <w:rtl w:val="0"/>
-        </w:rPr>
-        <w:t xml:space="preserve">Setting up your robot and getting the first program to run can be the most frustrating part of programming. </w:t>
+        </w:rPr>
+      </w:pPr>
+      <w:r>
+        <w:rPr>
+          <w:rFonts w:ascii="Arial" w:cs="Arial" w:eastAsia="Arial" w:hAnsi="Arial"/>
+          <w:b w:val="1"/>
+          <w:bCs w:val="1"/>
+          <w:i w:val="0"/>
+          <w:iCs w:val="0"/>
+          <w:smallCaps w:val="0"/>
+          <w:strike w:val="0"/>
+          <w:color w:val="000000"/>
+          <w:sz w:val="22.079999923706055"/>
+          <w:szCs w:val="22.079999923706055"/>
+          <w:u w:val="none"/>
+          <w:shd w:fill="auto" w:val="clear"/>
+          <w:vertAlign w:val="baseline"/>
+          <w:rtl w:val="0"/>
+        </w:rPr>
+        <w:t xml:space="preserve">Setting up your robot and getting the first program to run can be the most </w:t>
+      </w:r>
+    </w:p>
+    <w:p>
+      <w:pPr>
+        <w:keepNext w:val="0"/>
+        <w:keepLines w:val="0"/>
+        <w:pageBreakBefore w:val="0"/>
+        <w:widowControl w:val="0"/>
+        <w:pBdr>
+          <w:top w:space="0" w:sz="0" w:val="nil"/>
+          <w:left w:space="0" w:sz="0" w:val="nil"/>
+          <w:bottom w:space="0" w:sz="0" w:val="nil"/>
+          <w:right w:space="0" w:sz="0" w:val="nil"/>
+          <w:between w:space="0" w:sz="0" w:val="nil"/>
+        </w:pBdr>
+        <w:shd w:fill="auto" w:val="clear"/>
+        <w:spacing w:after="0" w:before="39.794921875" w:line="258.0494213104248" w:lineRule="auto"/>
+        <w:ind w:left="47.88482666015625" w:right="1676.15478515625" w:hanging="5.299224853515625"/>
+        <w:jc w:val="left"/>
+        <w:rPr>
+          <w:rFonts w:ascii="Arial" w:cs="Arial" w:eastAsia="Arial" w:hAnsi="Arial"/>
+          <w:b w:val="0"/>
+          <w:bCs w:val="0"/>
+          <w:i w:val="0"/>
+          <w:iCs w:val="0"/>
+          <w:smallCaps w:val="0"/>
+          <w:strike w:val="0"/>
+          <w:color w:val="000000"/>
+          <w:sz w:val="22.079999923706055"/>
+          <w:szCs w:val="22.079999923706055"/>
+          <w:u w:val="none"/>
+          <w:shd w:fill="auto" w:val="clear"/>
+          <w:vertAlign w:val="baseline"/>
+        </w:rPr>
+      </w:pPr>
+      <w:r>
+        <w:rPr>
+          <w:rFonts w:ascii="Arial" w:cs="Arial" w:eastAsia="Arial" w:hAnsi="Arial"/>
+          <w:b w:val="1"/>
+          <w:bCs w:val="1"/>
+          <w:i w:val="0"/>
+          <w:iCs w:val="0"/>
+          <w:smallCaps w:val="0"/>
+          <w:strike w:val="0"/>
+          <w:color w:val="000000"/>
+          <w:sz w:val="22.079999923706055"/>
+          <w:szCs w:val="22.079999923706055"/>
+          <w:u w:val="none"/>
+          <w:shd w:fill="auto" w:val="clear"/>
+          <w:vertAlign w:val="baseline"/>
+          <w:rtl w:val="0"/>
+        </w:rPr>
+        <w:t xml:space="preserve">frustrating part of programming. </w:t>
       </w:r>
       <w:r>
         <w:rPr>
@@ -194,8 +247,8 @@
           <w:between w:space="0" w:sz="0" w:val="nil"/>
         </w:pBdr>
         <w:shd w:fill="auto" w:val="clear"/>
-        <w:spacing w:after="0" w:before="174.3798828125" w:line="240" w:lineRule="auto"/>
-        <w:ind w:left="54.57611083984375" w:right="0" w:firstLine="0"/>
+        <w:spacing w:after="0" w:before="184.3328857421875" w:line="240" w:lineRule="auto"/>
+        <w:ind w:left="88.17611694335938" w:right="0" w:firstLine="0"/>
         <w:jc w:val="left"/>
         <w:rPr>
           <w:rFonts w:ascii="Arial" w:cs="Arial" w:eastAsia="Arial" w:hAnsi="Arial"/>
@@ -247,8 +300,8 @@
           <w:between w:space="0" w:sz="0" w:val="nil"/>
         </w:pBdr>
         <w:shd w:fill="auto" w:val="clear"/>
-        <w:spacing w:after="0" w:before="52.0849609375" w:line="240" w:lineRule="auto"/>
-        <w:ind w:left="725.9614562988281" w:right="0" w:firstLine="0"/>
+        <w:spacing w:after="0" w:before="63.3929443359375" w:line="240" w:lineRule="auto"/>
+        <w:ind w:left="735.0144958496094" w:right="0" w:firstLine="0"/>
         <w:jc w:val="left"/>
         <w:rPr>
           <w:rFonts w:ascii="Arial" w:cs="Arial" w:eastAsia="Arial" w:hAnsi="Arial"/>
@@ -300,8 +353,8 @@
           <w:between w:space="0" w:sz="0" w:val="nil"/>
         </w:pBdr>
         <w:shd w:fill="auto" w:val="clear"/>
-        <w:spacing w:after="0" w:before="208.7322998046875" w:line="240" w:lineRule="auto"/>
-        <w:ind w:left="396.4176940917969" w:right="0" w:firstLine="0"/>
+        <w:spacing w:after="0" w:before="213.9739990234375" w:line="240" w:lineRule="auto"/>
+        <w:ind w:left="411.63848876953125" w:right="0" w:firstLine="0"/>
         <w:jc w:val="left"/>
         <w:rPr>
           <w:rFonts w:ascii="Arial" w:cs="Arial" w:eastAsia="Arial" w:hAnsi="Arial"/>
@@ -391,8 +444,8 @@
           <w:between w:space="0" w:sz="0" w:val="nil"/>
         </w:pBdr>
         <w:shd w:fill="auto" w:val="clear"/>
-        <w:spacing w:after="0" w:before="207.3260498046875" w:line="242.62776374816895" w:lineRule="auto"/>
-        <w:ind w:left="375" w:right="0" w:firstLine="21.417694091796875"/>
+        <w:spacing w:after="0" w:before="220.9197998046875" w:line="245.07247924804688" w:lineRule="auto"/>
+        <w:ind w:left="393.5472106933594" w:right="0" w:firstLine="18.091278076171875"/>
         <w:jc w:val="left"/>
         <w:rPr>
           <w:rFonts w:ascii="Arial" w:cs="Arial" w:eastAsia="Arial" w:hAnsi="Arial"/>
@@ -482,8 +535,8 @@
           <w:between w:space="0" w:sz="0" w:val="nil"/>
         </w:pBdr>
         <w:shd w:fill="auto" w:val="clear"/>
-        <w:spacing w:after="0" w:before="34.031982421875" w:line="259.37891006469727" w:lineRule="auto"/>
-        <w:ind w:left="396.4176940917969" w:right="1401.455078125" w:firstLine="0"/>
+        <w:spacing w:after="0" w:before="41.6912841796875" w:line="257.3185729980469" w:lineRule="auto"/>
+        <w:ind w:left="435.438232421875" w:right="1279.35546875" w:firstLine="0"/>
         <w:jc w:val="center"/>
         <w:rPr>
           <w:rFonts w:ascii="Arial" w:cs="Arial" w:eastAsia="Arial" w:hAnsi="Arial"/>
@@ -573,8 +626,8 @@
           <w:between w:space="0" w:sz="0" w:val="nil"/>
         </w:pBdr>
         <w:shd w:fill="auto" w:val="clear"/>
-        <w:spacing w:after="0" w:before="9.4976806640625" w:line="258.0487060546875" w:lineRule="auto"/>
-        <w:ind w:left="742.9487609863281" w:right="1382.47314453125" w:firstLine="5.299072265625"/>
+        <w:spacing w:after="0" w:before="20.8905029296875" w:line="263.03126335144043" w:lineRule="auto"/>
+        <w:ind w:left="774.5088195800781" w:right="1424.501953125" w:hanging="7.72796630859375"/>
         <w:jc w:val="left"/>
         <w:rPr>
           <w:rFonts w:ascii="Arial" w:cs="Arial" w:eastAsia="Arial" w:hAnsi="Arial"/>
@@ -626,8 +679,8 @@
           <w:between w:space="0" w:sz="0" w:val="nil"/>
         </w:pBdr>
         <w:shd w:fill="auto" w:val="clear"/>
-        <w:spacing w:after="0" w:before="35.611572265625" w:line="260.3620433807373" w:lineRule="auto"/>
-        <w:ind w:left="742.9487609863281" w:right="1300.408935546875" w:hanging="346.53106689453125"/>
+        <w:spacing w:after="0" w:before="41.74713134765625" w:line="262.300329208374" w:lineRule="auto"/>
+        <w:ind w:left="767.8848266601562" w:right="1173.837890625" w:hanging="356.246337890625"/>
         <w:jc w:val="both"/>
         <w:rPr>
           <w:rFonts w:ascii="Arial" w:cs="Arial" w:eastAsia="Arial" w:hAnsi="Arial"/>
@@ -717,8 +770,8 @@
           <w:between w:space="0" w:sz="0" w:val="nil"/>
         </w:pBdr>
         <w:shd w:fill="auto" w:val="clear"/>
-        <w:spacing w:after="0" w:before="8.59344482421875" w:line="258.0490779876709" w:lineRule="auto"/>
-        <w:ind w:left="749.3519592285156" w:right="1303.32763671875" w:hanging="352.93426513671875"/>
+        <w:spacing w:after="0" w:before="15.40283203125" w:line="259.9829292297363" w:lineRule="auto"/>
+        <w:ind w:left="760.5984497070312" w:right="1183.21044921875" w:hanging="348.9599609375"/>
         <w:jc w:val="left"/>
         <w:rPr>
           <w:rFonts w:ascii="Arial" w:cs="Arial" w:eastAsia="Arial" w:hAnsi="Arial"/>
@@ -808,8 +861,8 @@
           <w:between w:space="0" w:sz="0" w:val="nil"/>
         </w:pBdr>
         <w:shd w:fill="auto" w:val="clear"/>
-        <w:spacing w:after="0" w:before="183.37677001953125" w:line="240" w:lineRule="auto"/>
-        <w:ind w:left="27.816009521484375" w:right="0" w:firstLine="0"/>
+        <w:spacing w:after="0" w:before="191.54998779296875" w:line="240" w:lineRule="auto"/>
+        <w:ind w:left="50.736083984375" w:right="0" w:firstLine="0"/>
         <w:jc w:val="left"/>
         <w:rPr>
           <w:rFonts w:ascii="Arial" w:cs="Arial" w:eastAsia="Arial" w:hAnsi="Arial"/>
@@ -861,96 +914,43 @@
           <w:between w:space="0" w:sz="0" w:val="nil"/>
         </w:pBdr>
         <w:shd w:fill="auto" w:val="clear"/>
-        <w:spacing w:after="0" w:before="46.58477783203125" w:line="240" w:lineRule="auto"/>
-        <w:ind w:left="725.9614562988281" w:right="0" w:firstLine="0"/>
-        <w:jc w:val="left"/>
-        <w:rPr>
-          <w:rFonts w:ascii="Arial" w:cs="Arial" w:eastAsia="Arial" w:hAnsi="Arial"/>
-          <w:b w:val="0"/>
-          <w:bCs w:val="0"/>
-          <w:i w:val="0"/>
-          <w:iCs w:val="0"/>
-          <w:smallCaps w:val="0"/>
-          <w:strike w:val="0"/>
-          <w:color w:val="000000"/>
-          <w:sz w:val="22.079999923706055"/>
-          <w:szCs w:val="22.079999923706055"/>
-          <w:u w:val="none"/>
-          <w:shd w:fill="auto" w:val="clear"/>
-          <w:vertAlign w:val="baseline"/>
-        </w:rPr>
-      </w:pPr>
-      <w:r>
-        <w:rPr>
-          <w:rFonts w:ascii="Arial" w:cs="Arial" w:eastAsia="Arial" w:hAnsi="Arial"/>
-          <w:b w:val="0"/>
-          <w:bCs w:val="0"/>
-          <w:i w:val="0"/>
-          <w:iCs w:val="0"/>
-          <w:smallCaps w:val="0"/>
-          <w:strike w:val="0"/>
-          <w:color w:val="000000"/>
-          <w:sz w:val="22.079999923706055"/>
-          <w:szCs w:val="22.079999923706055"/>
-          <w:u w:val="none"/>
-          <w:shd w:fill="auto" w:val="clear"/>
-          <w:vertAlign w:val="baseline"/>
-          <w:rtl w:val="0"/>
-        </w:rPr>
-        <w:t xml:space="preserve">There are two main steps in getting started, both of which are explained in detail below: </w:t>
-      </w:r>
-    </w:p>
-    <w:p>
-      <w:pPr>
-        <w:keepNext w:val="0"/>
-        <w:keepLines w:val="0"/>
-        <w:pageBreakBefore w:val="0"/>
-        <w:widowControl w:val="0"/>
-        <w:pBdr>
-          <w:top w:space="0" w:sz="0" w:val="nil"/>
-          <w:left w:space="0" w:sz="0" w:val="nil"/>
-          <w:bottom w:space="0" w:sz="0" w:val="nil"/>
-          <w:right w:space="0" w:sz="0" w:val="nil"/>
-          <w:between w:space="0" w:sz="0" w:val="nil"/>
-        </w:pBdr>
-        <w:shd w:fill="auto" w:val="clear"/>
-        <w:spacing w:after="0" w:before="38.006591796875" w:line="258.0490779876709" w:lineRule="auto"/>
-        <w:ind w:left="28.24798583984375" w:right="1388.636474609375" w:firstLine="5.52001953125"/>
-        <w:jc w:val="left"/>
-        <w:rPr>
-          <w:rFonts w:ascii="Arial" w:cs="Arial" w:eastAsia="Arial" w:hAnsi="Arial"/>
-          <w:b w:val="0"/>
-          <w:bCs w:val="0"/>
-          <w:i w:val="0"/>
-          <w:iCs w:val="0"/>
-          <w:smallCaps w:val="0"/>
-          <w:strike w:val="0"/>
-          <w:color w:val="000000"/>
-          <w:sz w:val="22.079999923706055"/>
-          <w:szCs w:val="22.079999923706055"/>
-          <w:u w:val="none"/>
-          <w:shd w:fill="auto" w:val="clear"/>
-          <w:vertAlign w:val="baseline"/>
-        </w:rPr>
-      </w:pPr>
-      <w:r>
-        <w:rPr>
-          <w:rFonts w:ascii="Arial" w:cs="Arial" w:eastAsia="Arial" w:hAnsi="Arial"/>
-          <w:b w:val="0"/>
-          <w:bCs w:val="0"/>
-          <w:i w:val="0"/>
-          <w:iCs w:val="0"/>
-          <w:smallCaps w:val="0"/>
-          <w:strike w:val="0"/>
-          <w:color w:val="000000"/>
-          <w:sz w:val="22.079999923706055"/>
-          <w:szCs w:val="22.079999923706055"/>
-          <w:u w:val="none"/>
-          <w:shd w:fill="auto" w:val="clear"/>
-          <w:vertAlign w:val="baseline"/>
-          <w:rtl w:val="0"/>
-        </w:rPr>
-        <w:t xml:space="preserve">installing VSCode with the WPILib library, and installing firmware onto your Romi. If you </w:t>
+        <w:spacing w:after="0" w:before="48.896636962890625" w:line="270.91309547424316" w:lineRule="auto"/>
+        <w:ind w:left="43.9105224609375" w:right="1266.353759765625" w:firstLine="691.1039733886719"/>
+        <w:jc w:val="both"/>
+        <w:rPr>
+          <w:rFonts w:ascii="Arial" w:cs="Arial" w:eastAsia="Arial" w:hAnsi="Arial"/>
+          <w:b w:val="0"/>
+          <w:bCs w:val="0"/>
+          <w:i w:val="0"/>
+          <w:iCs w:val="0"/>
+          <w:smallCaps w:val="0"/>
+          <w:strike w:val="0"/>
+          <w:color w:val="000000"/>
+          <w:sz w:val="22.079999923706055"/>
+          <w:szCs w:val="22.079999923706055"/>
+          <w:u w:val="none"/>
+          <w:shd w:fill="auto" w:val="clear"/>
+          <w:vertAlign w:val="baseline"/>
+        </w:rPr>
+      </w:pPr>
+      <w:r>
+        <w:rPr>
+          <w:rFonts w:ascii="Arial" w:cs="Arial" w:eastAsia="Arial" w:hAnsi="Arial"/>
+          <w:b w:val="0"/>
+          <w:bCs w:val="0"/>
+          <w:i w:val="0"/>
+          <w:iCs w:val="0"/>
+          <w:smallCaps w:val="0"/>
+          <w:strike w:val="0"/>
+          <w:color w:val="000000"/>
+          <w:sz w:val="22.079999923706055"/>
+          <w:szCs w:val="22.079999923706055"/>
+          <w:u w:val="none"/>
+          <w:shd w:fill="auto" w:val="clear"/>
+          <w:vertAlign w:val="baseline"/>
+          <w:rtl w:val="0"/>
+        </w:rPr>
+        <w:t xml:space="preserve">There are two main steps in getting started, both of which are explained in detail below: installing VSCode with the WPILib library, and installing firmware onto your Romi. If you </w:t>
       </w:r>
       <w:r>
         <w:rPr>
@@ -988,25 +988,78 @@
           <w:vertAlign w:val="baseline"/>
           <w:rtl w:val="0"/>
         </w:rPr>
-        <w:t xml:space="preserve">that one or both of these steps have been done for you already, you can skip that step accordingly. If you aren’t sure, then do not skip the step. </w:t>
-      </w:r>
-    </w:p>
-    <w:p>
-      <w:pPr>
-        <w:keepNext w:val="0"/>
-        <w:keepLines w:val="0"/>
-        <w:pageBreakBefore w:val="0"/>
-        <w:widowControl w:val="0"/>
-        <w:pBdr>
-          <w:top w:space="0" w:sz="0" w:val="nil"/>
-          <w:left w:space="0" w:sz="0" w:val="nil"/>
-          <w:bottom w:space="0" w:sz="0" w:val="nil"/>
-          <w:right w:space="0" w:sz="0" w:val="nil"/>
-          <w:between w:space="0" w:sz="0" w:val="nil"/>
-        </w:pBdr>
-        <w:shd w:fill="auto" w:val="clear"/>
-        <w:spacing w:after="0" w:before="179.81109619140625" w:line="240" w:lineRule="auto"/>
-        <w:ind w:left="6.096038818359375" w:right="0" w:firstLine="0"/>
+        <w:t xml:space="preserve">that one or both of these steps have been done for you already, you can skip that step</w:t>
+      </w:r>
+    </w:p>
+    <w:p>
+      <w:pPr>
+        <w:keepNext w:val="0"/>
+        <w:keepLines w:val="0"/>
+        <w:pageBreakBefore w:val="0"/>
+        <w:widowControl w:val="0"/>
+        <w:pBdr>
+          <w:top w:space="0" w:sz="0" w:val="nil"/>
+          <w:left w:space="0" w:sz="0" w:val="nil"/>
+          <w:bottom w:space="0" w:sz="0" w:val="nil"/>
+          <w:right w:space="0" w:sz="0" w:val="nil"/>
+          <w:between w:space="0" w:sz="0" w:val="nil"/>
+        </w:pBdr>
+        <w:shd w:fill="auto" w:val="clear"/>
+        <w:spacing w:after="0" w:before="0" w:line="240" w:lineRule="auto"/>
+        <w:ind w:left="47.88482666015625" w:right="0" w:firstLine="0"/>
+        <w:jc w:val="left"/>
+        <w:rPr>
+          <w:rFonts w:ascii="Arial" w:cs="Arial" w:eastAsia="Arial" w:hAnsi="Arial"/>
+          <w:b w:val="0"/>
+          <w:bCs w:val="0"/>
+          <w:i w:val="0"/>
+          <w:iCs w:val="0"/>
+          <w:smallCaps w:val="0"/>
+          <w:strike w:val="0"/>
+          <w:color w:val="000000"/>
+          <w:sz w:val="22.079999923706055"/>
+          <w:szCs w:val="22.079999923706055"/>
+          <w:u w:val="none"/>
+          <w:shd w:fill="auto" w:val="clear"/>
+          <w:vertAlign w:val="baseline"/>
+        </w:rPr>
+      </w:pPr>
+      <w:r>
+        <w:rPr>
+          <w:rFonts w:ascii="Arial" w:cs="Arial" w:eastAsia="Arial" w:hAnsi="Arial"/>
+          <w:b w:val="0"/>
+          <w:bCs w:val="0"/>
+          <w:i w:val="0"/>
+          <w:iCs w:val="0"/>
+          <w:smallCaps w:val="0"/>
+          <w:strike w:val="0"/>
+          <w:color w:val="000000"/>
+          <w:sz w:val="22.079999923706055"/>
+          <w:szCs w:val="22.079999923706055"/>
+          <w:u w:val="none"/>
+          <w:shd w:fill="auto" w:val="clear"/>
+          <w:vertAlign w:val="baseline"/>
+          <w:rtl w:val="0"/>
+        </w:rPr>
+        <w:t xml:space="preserve">accordingly. If you aren’t sure, then do not skip the step. </w:t>
+      </w:r>
+    </w:p>
+    <w:p>
+      <w:pPr>
+        <w:keepNext w:val="0"/>
+        <w:keepLines w:val="0"/>
+        <w:pageBreakBefore w:val="0"/>
+        <w:widowControl w:val="0"/>
+        <w:pBdr>
+          <w:top w:space="0" w:sz="0" w:val="nil"/>
+          <w:left w:space="0" w:sz="0" w:val="nil"/>
+          <w:bottom w:space="0" w:sz="0" w:val="nil"/>
+          <w:right w:space="0" w:sz="0" w:val="nil"/>
+          <w:between w:space="0" w:sz="0" w:val="nil"/>
+        </w:pBdr>
+        <w:shd w:fill="auto" w:val="clear"/>
+        <w:spacing w:after="0" w:before="206.36962890625" w:line="240" w:lineRule="auto"/>
+        <w:ind w:left="15.456085205078125" w:right="0" w:firstLine="0"/>
         <w:jc w:val="left"/>
         <w:rPr>
           <w:rFonts w:ascii="Arial" w:cs="Arial" w:eastAsia="Arial" w:hAnsi="Arial"/>
@@ -1058,8 +1111,8 @@
           <w:between w:space="0" w:sz="0" w:val="nil"/>
         </w:pBdr>
         <w:shd w:fill="auto" w:val="clear"/>
-        <w:spacing w:after="0" w:before="52.550201416015625" w:line="240" w:lineRule="auto"/>
-        <w:ind w:left="725.9614562988281" w:right="0" w:firstLine="0"/>
+        <w:spacing w:after="0" w:before="58.426513671875" w:line="251.24356269836426" w:lineRule="auto"/>
+        <w:ind w:left="43.9105224609375" w:right="558.90380859375" w:firstLine="691.1039733886719"/>
         <w:jc w:val="left"/>
         <w:rPr>
           <w:rFonts w:ascii="Arial" w:cs="Arial" w:eastAsia="Arial" w:hAnsi="Arial"/>
@@ -1132,60 +1185,7 @@
           <w:vertAlign w:val="baseline"/>
           <w:rtl w:val="0"/>
         </w:rPr>
-        <w:t xml:space="preserve">power switches – one is a switch, and one is just a button. To turn it on, you</w:t>
-      </w:r>
-    </w:p>
-    <w:p>
-      <w:pPr>
-        <w:keepNext w:val="0"/>
-        <w:keepLines w:val="0"/>
-        <w:pageBreakBefore w:val="0"/>
-        <w:widowControl w:val="0"/>
-        <w:pBdr>
-          <w:top w:space="0" w:sz="0" w:val="nil"/>
-          <w:left w:space="0" w:sz="0" w:val="nil"/>
-          <w:bottom w:space="0" w:sz="0" w:val="nil"/>
-          <w:right w:space="0" w:sz="0" w:val="nil"/>
-          <w:between w:space="0" w:sz="0" w:val="nil"/>
-        </w:pBdr>
-        <w:shd w:fill="auto" w:val="clear"/>
-        <w:spacing w:after="0" w:before="0" w:line="258.0494213104248" w:lineRule="auto"/>
-        <w:ind w:left="28.24798583984375" w:right="1361.435546875" w:firstLine="0"/>
-        <w:jc w:val="left"/>
-        <w:rPr>
-          <w:rFonts w:ascii="Arial" w:cs="Arial" w:eastAsia="Arial" w:hAnsi="Arial"/>
-          <w:b w:val="0"/>
-          <w:bCs w:val="0"/>
-          <w:i w:val="0"/>
-          <w:iCs w:val="0"/>
-          <w:smallCaps w:val="0"/>
-          <w:strike w:val="0"/>
-          <w:color w:val="000000"/>
-          <w:sz w:val="22.079999923706055"/>
-          <w:szCs w:val="22.079999923706055"/>
-          <w:u w:val="none"/>
-          <w:shd w:fill="auto" w:val="clear"/>
-          <w:vertAlign w:val="baseline"/>
-        </w:rPr>
-      </w:pPr>
-      <w:r>
-        <w:rPr>
-          <w:rFonts w:ascii="Arial" w:cs="Arial" w:eastAsia="Arial" w:hAnsi="Arial"/>
-          <w:b w:val="0"/>
-          <w:bCs w:val="0"/>
-          <w:i w:val="0"/>
-          <w:iCs w:val="0"/>
-          <w:smallCaps w:val="0"/>
-          <w:strike w:val="0"/>
-          <w:color w:val="000000"/>
-          <w:sz w:val="22.079999923706055"/>
-          <w:szCs w:val="22.079999923706055"/>
-          <w:u w:val="none"/>
-          <w:shd w:fill="auto" w:val="clear"/>
-          <w:vertAlign w:val="baseline"/>
-          <w:rtl w:val="0"/>
-        </w:rPr>
-        <w:t xml:space="preserve">simply have to flip the switch to the “On” position. But to turn it off, you have to flip the switch to “Off” </w:t>
+        <w:t xml:space="preserve">power switches – one is a switch, and one is just a button. To turn it on, you simply have to flip the switch to the “On” position. But to turn it off, you have to flip the switch to “Off” </w:t>
       </w:r>
       <w:r>
         <w:rPr>
@@ -1240,8 +1240,8 @@
           <w:between w:space="0" w:sz="0" w:val="nil"/>
         </w:pBdr>
         <w:shd w:fill="auto" w:val="clear"/>
-        <w:spacing w:after="0" w:before="183.81103515625" w:line="267.9686737060547" w:lineRule="auto"/>
-        <w:ind w:left="14.131317138671875" w:right="1284.22607421875" w:firstLine="731.9085693359375"/>
+        <w:spacing w:after="0" w:before="200.79345703125" w:line="270.4807662963867" w:lineRule="auto"/>
+        <w:ind w:left="32.4432373046875" w:right="1157.139892578125" w:firstLine="730.1423645019531"/>
         <w:jc w:val="left"/>
         <w:rPr>
           <w:rFonts w:ascii="Arial" w:cs="Arial" w:eastAsia="Arial" w:hAnsi="Arial"/>
@@ -1293,8 +1293,8 @@
           <w:between w:space="0" w:sz="0" w:val="nil"/>
         </w:pBdr>
         <w:shd w:fill="auto" w:val="clear"/>
-        <w:spacing w:after="0" w:before="189.249267578125" w:line="240" w:lineRule="auto"/>
-        <w:ind w:left="27.816009521484375" w:right="0" w:firstLine="0"/>
+        <w:spacing w:after="0" w:before="202.76611328125" w:line="240" w:lineRule="auto"/>
+        <w:ind w:left="50.736083984375" w:right="0" w:firstLine="0"/>
         <w:jc w:val="left"/>
         <w:rPr>
           <w:rFonts w:ascii="Arial" w:cs="Arial" w:eastAsia="Arial" w:hAnsi="Arial"/>
@@ -1346,8 +1346,8 @@
           <w:between w:space="0" w:sz="0" w:val="nil"/>
         </w:pBdr>
         <w:shd w:fill="auto" w:val="clear"/>
-        <w:spacing w:after="0" w:before="46.585693359375" w:line="260.46692848205566" w:lineRule="auto"/>
-        <w:ind w:left="23.3905029296875" w:right="1256.778564453125" w:firstLine="749.5726013183594"/>
+        <w:spacing w:after="0" w:before="58.023681640625" w:line="257.76174545288086" w:lineRule="auto"/>
+        <w:ind w:left="46.780853271484375" w:right="1215.79833984375" w:firstLine="760.1568603515625"/>
         <w:jc w:val="left"/>
         <w:rPr>
           <w:rFonts w:ascii="Arial" w:cs="Arial" w:eastAsia="Arial" w:hAnsi="Arial"/>
@@ -1399,9 +1399,15 @@
           <w:between w:space="0" w:sz="0" w:val="nil"/>
         </w:pBdr>
         <w:shd w:fill="auto" w:val="clear"/>
-        <w:spacing w:after="0" w:before="182.01904296875" w:line="393.86438369750977" w:lineRule="auto"/>
-        <w:ind w:left="28.24798583984375" w:right="1360.6884765625" w:firstLine="0"/>
+        <w:spacing w:after="0" w:before="193.0047607421875" w:line="392.03627586364746" w:lineRule="auto"/>
+        <w:ind w:left="251.0693359375" w:right="1408.798828125" w:firstLine="0"/>
         <w:jc w:val="center"/>
+        <w:rPr>
+          <w:sz w:val="22.079999923706055"/>
+          <w:szCs w:val="22.079999923706055"/>
+        </w:rPr>
+      </w:pPr>
+      <w:r>
         <w:rPr>
           <w:rFonts w:ascii="Arial" w:cs="Arial" w:eastAsia="Arial" w:hAnsi="Arial"/>
           <w:b w:val="0"/>
@@ -1416,1089 +1422,379 @@
           <w:u w:val="none"/>
           <w:shd w:fill="auto" w:val="clear"/>
           <w:vertAlign w:val="baseline"/>
-        </w:rPr>
-      </w:pPr>
-      <w:r>
-        <w:rPr>
-          <w:rFonts w:ascii="Arial" w:cs="Arial" w:eastAsia="Arial" w:hAnsi="Arial"/>
-          <w:b w:val="0"/>
-          <w:bCs w:val="0"/>
-          <w:i w:val="1"/>
-          <w:iCs w:val="1"/>
-          <w:smallCaps w:val="0"/>
-          <w:strike w:val="0"/>
-          <w:color w:val="2f5496"/>
-          <w:sz w:val="22.079999923706055"/>
-          <w:szCs w:val="22.079999923706055"/>
-          <w:u w:val="none"/>
-          <w:shd w:fill="auto" w:val="clear"/>
-          <w:vertAlign w:val="baseline"/>
           <w:rtl w:val="0"/>
         </w:rPr>
         <w:t xml:space="preserve">Installing VSCode THIS HAS BEEN DONE ON THE LAB COMPUTERS. IT IS HERE FOR REFERENCE SO YOU CAN INSTALL IT AT HOME. SKIP TO PART 2. </w:t>
       </w:r>
-    </w:p>
-    <w:p>
-      <w:pPr>
-        <w:keepNext w:val="0"/>
-        <w:keepLines w:val="0"/>
-        <w:pageBreakBefore w:val="0"/>
-        <w:widowControl w:val="0"/>
-        <w:pBdr>
-          <w:top w:space="0" w:sz="0" w:val="nil"/>
-          <w:left w:space="0" w:sz="0" w:val="nil"/>
-          <w:bottom w:space="0" w:sz="0" w:val="nil"/>
-          <w:right w:space="0" w:sz="0" w:val="nil"/>
-          <w:between w:space="0" w:sz="0" w:val="nil"/>
-        </w:pBdr>
-        <w:shd w:fill="auto" w:val="clear"/>
-        <w:spacing w:after="0" w:before="329.976806640625" w:line="255.57955741882324" w:lineRule="auto"/>
-        <w:ind w:left="748.2478332519531" w:right="1624.559326171875" w:hanging="335.06378173828125"/>
-        <w:jc w:val="left"/>
-        <w:rPr>
-          <w:rFonts w:ascii="Arial" w:cs="Arial" w:eastAsia="Arial" w:hAnsi="Arial"/>
-          <w:b w:val="0"/>
-          <w:bCs w:val="0"/>
-          <w:i w:val="0"/>
-          <w:iCs w:val="0"/>
-          <w:smallCaps w:val="0"/>
-          <w:strike w:val="0"/>
-          <w:color w:val="000000"/>
-          <w:sz w:val="22.079999923706055"/>
-          <w:szCs w:val="22.079999923706055"/>
-          <w:u w:val="none"/>
-          <w:shd w:fill="auto" w:val="clear"/>
-          <w:vertAlign w:val="baseline"/>
-        </w:rPr>
-      </w:pPr>
-      <w:r>
-        <w:rPr>
-          <w:rFonts w:ascii="Arial" w:cs="Arial" w:eastAsia="Arial" w:hAnsi="Arial"/>
-          <w:b w:val="0"/>
-          <w:bCs w:val="0"/>
-          <w:i w:val="0"/>
-          <w:iCs w:val="0"/>
-          <w:smallCaps w:val="0"/>
-          <w:strike w:val="0"/>
-          <w:color w:val="000000"/>
-          <w:sz w:val="22.079999923706055"/>
-          <w:szCs w:val="22.079999923706055"/>
-          <w:u w:val="none"/>
-          <w:shd w:fill="auto" w:val="clear"/>
-          <w:vertAlign w:val="baseline"/>
-          <w:rtl w:val="0"/>
-        </w:rPr>
-        <w:t xml:space="preserve">1. Start by opening this link: </w:t>
-      </w:r>
-    </w:p>
-    <w:p>
-      <w:pPr>
-        <w:keepNext w:val="0"/>
-        <w:keepLines w:val="0"/>
-        <w:pageBreakBefore w:val="0"/>
-        <w:widowControl w:val="0"/>
-        <w:pBdr>
-          <w:top w:space="0" w:sz="0" w:val="nil"/>
-          <w:left w:space="0" w:sz="0" w:val="nil"/>
-          <w:bottom w:space="0" w:sz="0" w:val="nil"/>
-          <w:right w:space="0" w:sz="0" w:val="nil"/>
-          <w:between w:space="0" w:sz="0" w:val="nil"/>
-        </w:pBdr>
-        <w:shd w:fill="auto" w:val="clear"/>
-        <w:spacing w:after="0" w:before="329.976806640625" w:line="255.57955741882324" w:lineRule="auto"/>
-        <w:ind w:left="748.2478332519531" w:right="1624.559326171875" w:hanging="335.06378173828125"/>
-        <w:jc w:val="left"/>
-        <w:rPr>
-          <w:rFonts w:ascii="Arial" w:cs="Arial" w:eastAsia="Arial" w:hAnsi="Arial"/>
-          <w:b w:val="0"/>
-          <w:bCs w:val="0"/>
-          <w:i w:val="0"/>
-          <w:iCs w:val="0"/>
-          <w:smallCaps w:val="0"/>
-          <w:strike w:val="0"/>
-          <w:color w:val="000000"/>
-          <w:sz w:val="22.079999923706055"/>
-          <w:szCs w:val="22.079999923706055"/>
-          <w:u w:val="none"/>
-          <w:shd w:fill="auto" w:val="clear"/>
-          <w:vertAlign w:val="baseline"/>
-        </w:rPr>
-      </w:pPr>
+      <w:r>
+        <w:rPr>
+          <w:rtl w:val="0"/>
+        </w:rPr>
+      </w:r>
+    </w:p>
+    <w:p>
+      <w:pPr>
+        <w:widowControl w:val="0"/>
+        <w:spacing w:before="367.42919921875" w:line="240" w:lineRule="auto"/>
+        <w:ind w:left="454.0032958984375" w:firstLine="0"/>
+        <w:rPr>
+          <w:color w:val="1155cc"/>
+          <w:sz w:val="26"/>
+          <w:szCs w:val="26"/>
+          <w:u w:val="single"/>
+        </w:rPr>
+      </w:pPr>
+      <w:r>
+        <w:rPr>
+          <w:sz w:val="26"/>
+          <w:szCs w:val="26"/>
+          <w:rtl w:val="0"/>
+        </w:rPr>
+        <w:t xml:space="preserve">Install vscode:</w:t>
+      </w:r>
       <w:hyperlink r:id="rId6">
         <w:r>
           <w:rPr>
+            <w:sz w:val="26"/>
+            <w:szCs w:val="26"/>
+            <w:rtl w:val="0"/>
+          </w:rPr>
+          <w:t xml:space="preserve"> </w:t>
+        </w:r>
+      </w:hyperlink>
+      <w:hyperlink r:id="rId7">
+        <w:r>
+          <w:rPr>
             <w:color w:val="1155cc"/>
-            <w:sz w:val="22.079999923706055"/>
-            <w:szCs w:val="22.079999923706055"/>
+            <w:sz w:val="26"/>
+            <w:szCs w:val="26"/>
             <w:u w:val="single"/>
             <w:rtl w:val="0"/>
           </w:rPr>
-          <w:t xml:space="preserve">https://docs.wpilib.org/en/stable/docs/romi-robot/programming-romi.html#programming-the-romi</w:t>
+          <w:t xml:space="preserve">https://docs.wpilib.org/en/stable/docs/zero-to-robot/step-2/wpilib-setup.html</w:t>
         </w:r>
       </w:hyperlink>
       <w:r>
         <w:rPr>
-          <w:rFonts w:ascii="Arial" w:cs="Arial" w:eastAsia="Arial" w:hAnsi="Arial"/>
-          <w:b w:val="0"/>
-          <w:bCs w:val="0"/>
-          <w:i w:val="0"/>
-          <w:iCs w:val="0"/>
-          <w:smallCaps w:val="0"/>
-          <w:strike w:val="0"/>
-          <w:color w:val="000000"/>
-          <w:sz w:val="22.079999923706055"/>
-          <w:szCs w:val="22.079999923706055"/>
-          <w:u w:val="none"/>
-          <w:shd w:fill="auto" w:val="clear"/>
-          <w:vertAlign w:val="baseline"/>
-          <w:rtl w:val="0"/>
-        </w:rPr>
-        <w:t xml:space="preserve">   </w:t>
-      </w:r>
-      <w:r>
-        <w:rPr>
-          <w:sz w:val="22.079999923706055"/>
-          <w:szCs w:val="22.079999923706055"/>
-          <w:rtl w:val="0"/>
-        </w:rPr>
-        <w:t xml:space="preserve">You will</w:t>
-      </w:r>
-      <w:r>
-        <w:rPr>
-          <w:rFonts w:ascii="Arial" w:cs="Arial" w:eastAsia="Arial" w:hAnsi="Arial"/>
-          <w:b w:val="0"/>
-          <w:bCs w:val="0"/>
-          <w:i w:val="0"/>
-          <w:iCs w:val="0"/>
-          <w:smallCaps w:val="0"/>
-          <w:strike w:val="0"/>
-          <w:color w:val="000000"/>
-          <w:sz w:val="22.079999923706055"/>
-          <w:szCs w:val="22.079999923706055"/>
-          <w:u w:val="none"/>
-          <w:shd w:fill="auto" w:val="clear"/>
-          <w:vertAlign w:val="baseline"/>
-          <w:rtl w:val="0"/>
-        </w:rPr>
-        <w:t xml:space="preserve"> be using </w:t>
-      </w:r>
-      <w:r>
-        <w:rPr>
-          <w:rFonts w:ascii="Arial" w:cs="Arial" w:eastAsia="Arial" w:hAnsi="Arial"/>
-          <w:b w:val="1"/>
-          <w:bCs w:val="1"/>
-          <w:i w:val="0"/>
-          <w:iCs w:val="0"/>
-          <w:smallCaps w:val="0"/>
-          <w:strike w:val="0"/>
-          <w:color w:val="000000"/>
-          <w:sz w:val="22.079999923706055"/>
-          <w:szCs w:val="22.079999923706055"/>
-          <w:u w:val="none"/>
-          <w:shd w:fill="auto" w:val="clear"/>
-          <w:vertAlign w:val="baseline"/>
-          <w:rtl w:val="0"/>
-        </w:rPr>
-        <w:t xml:space="preserve">Java</w:t>
-      </w:r>
-      <w:r>
-        <w:rPr>
-          <w:rFonts w:ascii="Arial" w:cs="Arial" w:eastAsia="Arial" w:hAnsi="Arial"/>
-          <w:b w:val="0"/>
-          <w:bCs w:val="0"/>
-          <w:i w:val="0"/>
-          <w:iCs w:val="0"/>
-          <w:smallCaps w:val="0"/>
-          <w:strike w:val="0"/>
-          <w:color w:val="000000"/>
-          <w:sz w:val="22.079999923706055"/>
-          <w:szCs w:val="22.079999923706055"/>
-          <w:u w:val="none"/>
-          <w:shd w:fill="auto" w:val="clear"/>
-          <w:vertAlign w:val="baseline"/>
-          <w:rtl w:val="0"/>
-        </w:rPr>
-        <w:t xml:space="preserve">. </w:t>
-      </w:r>
-    </w:p>
-    <w:p>
-      <w:pPr>
-        <w:keepNext w:val="0"/>
-        <w:keepLines w:val="0"/>
-        <w:pageBreakBefore w:val="0"/>
-        <w:widowControl w:val="0"/>
-        <w:pBdr>
-          <w:top w:space="0" w:sz="0" w:val="nil"/>
-          <w:left w:space="0" w:sz="0" w:val="nil"/>
-          <w:bottom w:space="0" w:sz="0" w:val="nil"/>
-          <w:right w:space="0" w:sz="0" w:val="nil"/>
-          <w:between w:space="0" w:sz="0" w:val="nil"/>
-        </w:pBdr>
-        <w:shd w:fill="auto" w:val="clear"/>
-        <w:spacing w:after="0" w:before="26.6162109375" w:line="240" w:lineRule="auto"/>
-        <w:ind w:left="391.7808532714844" w:right="0" w:firstLine="0"/>
+          <w:rtl w:val="0"/>
+        </w:rPr>
+      </w:r>
+    </w:p>
+    <w:p>
+      <w:pPr>
+        <w:widowControl w:val="0"/>
+        <w:spacing w:before="367.42919921875" w:line="240" w:lineRule="auto"/>
+        <w:ind w:left="454.0032958984375" w:firstLine="0"/>
+        <w:rPr>
+          <w:color w:val="1155cc"/>
+          <w:sz w:val="26"/>
+          <w:szCs w:val="26"/>
+          <w:u w:val="single"/>
+        </w:rPr>
+      </w:pPr>
+      <w:r>
+        <w:rPr>
+          <w:rtl w:val="0"/>
+        </w:rPr>
+      </w:r>
+    </w:p>
+    <w:p>
+      <w:pPr>
+        <w:widowControl w:val="0"/>
+        <w:pBdr>
+          <w:top w:color="auto" w:space="0" w:sz="0" w:val="none"/>
+          <w:left w:color="auto" w:space="0" w:sz="0" w:val="none"/>
+          <w:bottom w:color="auto" w:space="0" w:sz="0" w:val="none"/>
+          <w:right w:color="auto" w:space="0" w:sz="0" w:val="none"/>
+          <w:between w:color="auto" w:space="0" w:sz="0" w:val="none"/>
+        </w:pBdr>
+        <w:spacing w:before="80" w:line="259.20000000000005" w:lineRule="auto"/>
+        <w:ind w:left="20" w:firstLine="0"/>
+        <w:rPr>
+          <w:color w:val="1155cc"/>
+          <w:sz w:val="26"/>
+          <w:szCs w:val="26"/>
+          <w:u w:val="single"/>
+        </w:rPr>
+      </w:pPr>
+      <w:r>
+        <w:rPr>
+          <w:sz w:val="26"/>
+          <w:szCs w:val="26"/>
+          <w:rtl w:val="0"/>
+        </w:rPr>
+        <w:t xml:space="preserve">      </w:t>
+      </w:r>
+      <w:r>
+        <w:rPr>
+          <w:sz w:val="26"/>
+          <w:szCs w:val="26"/>
+          <w:rtl w:val="0"/>
+        </w:rPr>
+        <w:t xml:space="preserve">VS Code keyboard shortcuts “cheat sheet”</w:t>
+      </w:r>
+      <w:r>
+        <w:rPr>
+          <w:rtl w:val="0"/>
+        </w:rPr>
+      </w:r>
+    </w:p>
+    <w:p>
+      <w:pPr>
+        <w:widowControl w:val="0"/>
+        <w:pBdr>
+          <w:top w:color="auto" w:space="0" w:sz="0" w:val="none"/>
+          <w:left w:color="auto" w:space="0" w:sz="0" w:val="none"/>
+          <w:bottom w:color="auto" w:space="0" w:sz="0" w:val="none"/>
+          <w:right w:color="auto" w:space="0" w:sz="0" w:val="none"/>
+          <w:between w:color="auto" w:space="0" w:sz="0" w:val="none"/>
+        </w:pBdr>
+        <w:spacing w:before="80" w:line="259.20000000000005" w:lineRule="auto"/>
+        <w:ind w:left="20" w:firstLine="0"/>
+        <w:rPr>
+          <w:color w:val="1155cc"/>
+          <w:sz w:val="26"/>
+          <w:szCs w:val="26"/>
+        </w:rPr>
+      </w:pPr>
+      <w:r>
+        <w:rPr>
+          <w:color w:val="1155cc"/>
+          <w:sz w:val="26"/>
+          <w:szCs w:val="26"/>
+          <w:u w:val="single"/>
+          <w:rtl w:val="0"/>
+        </w:rPr>
+        <w:t xml:space="preserve">      </w:t>
+      </w:r>
+      <w:hyperlink r:id="rId8">
+        <w:r>
+          <w:rPr>
+            <w:color w:val="0563c1"/>
+            <w:sz w:val="26"/>
+            <w:szCs w:val="26"/>
+            <w:u w:val="single"/>
+            <w:rtl w:val="0"/>
+          </w:rPr>
+          <w:t xml:space="preserve">https://drive.google.com/drive/folders/1GFkll4iHUTzlE6oKCM4FD22U167XCgOt</w:t>
+        </w:r>
+      </w:hyperlink>
+      <w:r>
+        <w:rPr>
+          <w:color w:val="1155cc"/>
+          <w:sz w:val="26"/>
+          <w:szCs w:val="26"/>
+          <w:rtl w:val="0"/>
+        </w:rPr>
+        <w:t xml:space="preserve"> </w:t>
+      </w:r>
+    </w:p>
+    <w:p>
+      <w:pPr>
+        <w:widowControl w:val="0"/>
+        <w:spacing w:before="367.42919921875" w:line="240" w:lineRule="auto"/>
+        <w:ind w:left="454.0032958984375" w:firstLine="0"/>
+        <w:rPr>
+          <w:color w:val="1155cc"/>
+          <w:sz w:val="26"/>
+          <w:szCs w:val="26"/>
+          <w:u w:val="single"/>
+        </w:rPr>
+      </w:pPr>
+      <w:r>
+        <w:rPr>
+          <w:rtl w:val="0"/>
+        </w:rPr>
+      </w:r>
+    </w:p>
+    <w:p>
+      <w:pPr>
+        <w:widowControl w:val="0"/>
+        <w:spacing w:before="367.42919921875" w:line="240" w:lineRule="auto"/>
+        <w:ind w:left="454.0032958984375" w:firstLine="0"/>
+        <w:rPr>
+          <w:sz w:val="26"/>
+          <w:szCs w:val="26"/>
+        </w:rPr>
+      </w:pPr>
+      <w:r>
+        <w:rPr>
+          <w:sz w:val="26"/>
+          <w:szCs w:val="26"/>
+          <w:rtl w:val="0"/>
+        </w:rPr>
+        <w:t xml:space="preserve">Set up Github:</w:t>
+        <w:tab/>
+      </w:r>
+    </w:p>
+    <w:p>
+      <w:pPr>
+        <w:widowControl w:val="0"/>
+        <w:spacing w:after="240" w:before="240" w:line="240" w:lineRule="auto"/>
+        <w:ind w:left="0" w:firstLine="0"/>
+        <w:rPr>
+          <w:sz w:val="26"/>
+          <w:szCs w:val="26"/>
+        </w:rPr>
+      </w:pPr>
+      <w:r>
+        <w:rPr>
+          <w:sz w:val="26"/>
+          <w:szCs w:val="26"/>
+          <w:rtl w:val="0"/>
+        </w:rPr>
+        <w:t xml:space="preserve">        </w:t>
+      </w:r>
+      <w:r>
+        <w:rPr>
+          <w:sz w:val="26"/>
+          <w:szCs w:val="26"/>
+          <w:rtl w:val="0"/>
+        </w:rPr>
+        <w:t xml:space="preserve">See </w:t>
+        <w:tab/>
+      </w:r>
+      <w:hyperlink r:id="rId9">
+        <w:r>
+          <w:rPr>
+            <w:color w:val="0563c1"/>
+            <w:sz w:val="26"/>
+            <w:szCs w:val="26"/>
+            <w:u w:val="single"/>
+            <w:rtl w:val="0"/>
+          </w:rPr>
+          <w:t xml:space="preserve">https://github.com/team294/Intro-to-Github</w:t>
+        </w:r>
+      </w:hyperlink>
+      <w:r>
+        <w:rPr>
+          <w:sz w:val="26"/>
+          <w:szCs w:val="26"/>
+          <w:rtl w:val="0"/>
+        </w:rPr>
+        <w:t xml:space="preserve"> </w:t>
+      </w:r>
+    </w:p>
+    <w:p>
+      <w:pPr>
+        <w:widowControl w:val="0"/>
+        <w:spacing w:before="367.42919921875" w:line="240" w:lineRule="auto"/>
+        <w:ind w:left="454.0032958984375" w:firstLine="0"/>
+        <w:rPr>
+          <w:sz w:val="26"/>
+          <w:szCs w:val="26"/>
+        </w:rPr>
+      </w:pPr>
+      <w:r>
+        <w:rPr>
+          <w:sz w:val="26"/>
+          <w:szCs w:val="26"/>
+          <w:rtl w:val="0"/>
+        </w:rPr>
+        <w:t xml:space="preserve">  Also see:  </w:t>
+        <w:tab/>
+        <w:t xml:space="preserve"> </w:t>
+        <w:tab/>
+      </w:r>
+    </w:p>
+    <w:p>
+      <w:pPr>
+        <w:widowControl w:val="0"/>
+        <w:pBdr>
+          <w:top w:color="auto" w:space="0" w:sz="0" w:val="none"/>
+          <w:left w:color="auto" w:space="0" w:sz="0" w:val="none"/>
+          <w:bottom w:color="auto" w:space="0" w:sz="0" w:val="none"/>
+          <w:right w:color="auto" w:space="0" w:sz="0" w:val="none"/>
+          <w:between w:color="auto" w:space="0" w:sz="0" w:val="none"/>
+        </w:pBdr>
+        <w:spacing w:before="80" w:line="259.20000000000005" w:lineRule="auto"/>
+        <w:ind w:left="20" w:firstLine="0"/>
+        <w:rPr>
+          <w:sz w:val="26"/>
+          <w:szCs w:val="26"/>
+        </w:rPr>
+      </w:pPr>
+      <w:hyperlink r:id="rId10">
+        <w:r>
+          <w:rPr>
+            <w:color w:val="0563c1"/>
+            <w:sz w:val="26"/>
+            <w:szCs w:val="26"/>
+            <w:u w:val="single"/>
+            <w:rtl w:val="0"/>
+          </w:rPr>
+          <w:t xml:space="preserve">https://docs.wpilib.org/en/stable/docs/software/basic-programming/git-getting-started.html</w:t>
+        </w:r>
+      </w:hyperlink>
+      <w:r>
+        <w:rPr>
+          <w:sz w:val="26"/>
+          <w:szCs w:val="26"/>
+          <w:rtl w:val="0"/>
+        </w:rPr>
+        <w:t xml:space="preserve"> </w:t>
+      </w:r>
+    </w:p>
+    <w:p>
+      <w:pPr>
+        <w:widowControl w:val="0"/>
+        <w:spacing w:before="367.42919921875" w:line="240" w:lineRule="auto"/>
+        <w:ind w:left="454.0032958984375" w:firstLine="0"/>
+        <w:rPr>
+          <w:sz w:val="26"/>
+          <w:szCs w:val="26"/>
+        </w:rPr>
+      </w:pPr>
+      <w:r>
+        <w:rPr>
+          <w:rtl w:val="0"/>
+        </w:rPr>
+      </w:r>
+    </w:p>
+    <w:p>
+      <w:pPr>
+        <w:keepNext w:val="0"/>
+        <w:keepLines w:val="0"/>
+        <w:pageBreakBefore w:val="0"/>
+        <w:widowControl w:val="0"/>
+        <w:pBdr>
+          <w:top w:space="0" w:sz="0" w:val="nil"/>
+          <w:left w:space="0" w:sz="0" w:val="nil"/>
+          <w:bottom w:space="0" w:sz="0" w:val="nil"/>
+          <w:right w:space="0" w:sz="0" w:val="nil"/>
+          <w:between w:space="0" w:sz="0" w:val="nil"/>
+        </w:pBdr>
+        <w:shd w:fill="auto" w:val="clear"/>
+        <w:spacing w:after="0" w:before="367.42919921875" w:line="240" w:lineRule="auto"/>
+        <w:ind w:left="454.0032958984375" w:right="0" w:firstLine="0"/>
         <w:jc w:val="left"/>
         <w:rPr>
-          <w:rFonts w:ascii="Arial" w:cs="Arial" w:eastAsia="Arial" w:hAnsi="Arial"/>
-          <w:b w:val="0"/>
-          <w:bCs w:val="0"/>
-          <w:i w:val="0"/>
-          <w:iCs w:val="0"/>
-          <w:smallCaps w:val="0"/>
-          <w:strike w:val="0"/>
-          <w:color w:val="000000"/>
-          <w:sz w:val="22.079999923706055"/>
-          <w:szCs w:val="22.079999923706055"/>
-          <w:u w:val="none"/>
-          <w:shd w:fill="auto" w:val="clear"/>
-          <w:vertAlign w:val="baseline"/>
-        </w:rPr>
-      </w:pPr>
-      <w:r>
-        <w:rPr>
-          <w:rFonts w:ascii="Arial" w:cs="Arial" w:eastAsia="Arial" w:hAnsi="Arial"/>
-          <w:b w:val="0"/>
-          <w:bCs w:val="0"/>
-          <w:i w:val="0"/>
-          <w:iCs w:val="0"/>
-          <w:smallCaps w:val="0"/>
-          <w:strike w:val="0"/>
-          <w:color w:val="000000"/>
-          <w:sz w:val="22.079999923706055"/>
-          <w:szCs w:val="22.079999923706055"/>
-          <w:u w:val="none"/>
-          <w:shd w:fill="auto" w:val="clear"/>
-          <w:vertAlign w:val="baseline"/>
-          <w:rtl w:val="0"/>
-        </w:rPr>
-        <w:t xml:space="preserve">2. There will be a link to GitHub which you need to follow: </w:t>
-      </w:r>
-    </w:p>
-    <w:p>
-      <w:pPr>
-        <w:keepNext w:val="0"/>
-        <w:keepLines w:val="0"/>
-        <w:pageBreakBefore w:val="0"/>
-        <w:widowControl w:val="0"/>
-        <w:pBdr>
-          <w:top w:space="0" w:sz="0" w:val="nil"/>
-          <w:left w:space="0" w:sz="0" w:val="nil"/>
-          <w:bottom w:space="0" w:sz="0" w:val="nil"/>
-          <w:right w:space="0" w:sz="0" w:val="nil"/>
-          <w:between w:space="0" w:sz="0" w:val="nil"/>
-        </w:pBdr>
-        <w:shd w:fill="auto" w:val="clear"/>
-        <w:spacing w:after="0" w:before="95.86181640625" w:line="220.11162757873535" w:lineRule="auto"/>
-        <w:ind w:left="389.1313171386719" w:right="511.71875" w:firstLine="365.2845764160156"/>
-        <w:jc w:val="left"/>
-        <w:rPr>
-          <w:rFonts w:ascii="Arial" w:cs="Arial" w:eastAsia="Arial" w:hAnsi="Arial"/>
-          <w:b w:val="0"/>
-          <w:bCs w:val="0"/>
-          <w:i w:val="0"/>
-          <w:iCs w:val="0"/>
-          <w:smallCaps w:val="0"/>
-          <w:strike w:val="0"/>
-          <w:color w:val="000000"/>
-          <w:sz w:val="22.079999923706055"/>
-          <w:szCs w:val="22.079999923706055"/>
-          <w:u w:val="none"/>
-          <w:shd w:fill="auto" w:val="clear"/>
-          <w:vertAlign w:val="baseline"/>
-        </w:rPr>
-      </w:pPr>
-      <w:r>
-        <w:rPr>
-          <w:rFonts w:ascii="Arial" w:cs="Arial" w:eastAsia="Arial" w:hAnsi="Arial"/>
-          <w:b w:val="0"/>
-          <w:bCs w:val="0"/>
-          <w:i w:val="0"/>
-          <w:iCs w:val="0"/>
-          <w:smallCaps w:val="0"/>
-          <w:strike w:val="0"/>
-          <w:color w:val="000000"/>
-          <w:sz w:val="22.079999923706055"/>
-          <w:szCs w:val="22.079999923706055"/>
-          <w:u w:val="none"/>
-          <w:shd w:fill="auto" w:val="clear"/>
-          <w:vertAlign w:val="baseline"/>
-        </w:rPr>
-        <w:drawing>
-          <wp:inline distB="19050" distT="19050" distL="19050" distR="19050">
-            <wp:extent cx="5943601" cy="914400"/>
-            <wp:effectExtent b="0" l="0" r="0" t="0"/>
-            <wp:docPr id="9" name="image4.png"/>
-            <a:graphic>
-              <a:graphicData uri="http://schemas.openxmlformats.org/drawingml/2006/picture">
-                <pic:pic>
-                  <pic:nvPicPr>
-                    <pic:cNvPr id="0" name="image4.png"/>
-                    <pic:cNvPicPr preferRelativeResize="0"/>
-                  </pic:nvPicPr>
-                  <pic:blipFill>
-                    <a:blip r:embed="rId7"/>
-                    <a:srcRect b="0" l="0" r="0" t="0"/>
-                    <a:stretch>
-                      <a:fillRect/>
-                    </a:stretch>
-                  </pic:blipFill>
-                  <pic:spPr>
-                    <a:xfrm>
-                      <a:off x="0" y="0"/>
-                      <a:ext cx="5943601" cy="914400"/>
-                    </a:xfrm>
-                    <a:prstGeom prst="rect"/>
-                    <a:ln/>
-                  </pic:spPr>
-                </pic:pic>
-              </a:graphicData>
-            </a:graphic>
-          </wp:inline>
-        </w:drawing>
-      </w:r>
-      <w:r>
-        <w:rPr>
-          <w:rFonts w:ascii="Arial" w:cs="Arial" w:eastAsia="Arial" w:hAnsi="Arial"/>
-          <w:b w:val="0"/>
-          <w:bCs w:val="0"/>
-          <w:i w:val="0"/>
-          <w:iCs w:val="0"/>
-          <w:smallCaps w:val="0"/>
-          <w:strike w:val="0"/>
-          <w:color w:val="000000"/>
-          <w:sz w:val="22.079999923706055"/>
-          <w:szCs w:val="22.079999923706055"/>
-          <w:u w:val="none"/>
-          <w:shd w:fill="auto" w:val="clear"/>
-          <w:vertAlign w:val="baseline"/>
-          <w:rtl w:val="0"/>
-        </w:rPr>
-        <w:t xml:space="preserve">3. Once on GitHub, the actual downloads are at the bottom of the page; you’ll need to select the proper one based on which operating system you’re using (Windows, Mac, or Linux) and whether your system is 32-bit or 64-bit. You don’t need to read any of the other text on this page, you just need to find the right download. If you’re on Windows and unsure which one to download, look at sub-point a underneath the image below.</w:t>
-      </w:r>
-    </w:p>
-    <w:p>
-      <w:pPr>
-        <w:keepNext w:val="0"/>
-        <w:keepLines w:val="0"/>
-        <w:pageBreakBefore w:val="0"/>
-        <w:widowControl w:val="0"/>
-        <w:pBdr>
-          <w:top w:space="0" w:sz="0" w:val="nil"/>
-          <w:left w:space="0" w:sz="0" w:val="nil"/>
-          <w:bottom w:space="0" w:sz="0" w:val="nil"/>
-          <w:right w:space="0" w:sz="0" w:val="nil"/>
-          <w:between w:space="0" w:sz="0" w:val="nil"/>
-        </w:pBdr>
-        <w:shd w:fill="auto" w:val="clear"/>
-        <w:spacing w:after="0" w:before="0" w:line="240" w:lineRule="auto"/>
-        <w:ind w:left="754.4158935546875" w:right="0" w:firstLine="0"/>
-        <w:jc w:val="left"/>
-        <w:rPr>
-          <w:rFonts w:ascii="Arial" w:cs="Arial" w:eastAsia="Arial" w:hAnsi="Arial"/>
-          <w:b w:val="0"/>
-          <w:bCs w:val="0"/>
-          <w:i w:val="0"/>
-          <w:iCs w:val="0"/>
-          <w:smallCaps w:val="0"/>
-          <w:strike w:val="0"/>
-          <w:color w:val="000000"/>
-          <w:sz w:val="22.079999923706055"/>
-          <w:szCs w:val="22.079999923706055"/>
-          <w:u w:val="none"/>
-          <w:shd w:fill="auto" w:val="clear"/>
-          <w:vertAlign w:val="baseline"/>
-        </w:rPr>
-      </w:pPr>
-      <w:r>
-        <w:rPr>
-          <w:rFonts w:ascii="Arial" w:cs="Arial" w:eastAsia="Arial" w:hAnsi="Arial"/>
-          <w:b w:val="0"/>
-          <w:bCs w:val="0"/>
-          <w:i w:val="0"/>
-          <w:iCs w:val="0"/>
-          <w:smallCaps w:val="0"/>
-          <w:strike w:val="0"/>
-          <w:color w:val="000000"/>
-          <w:sz w:val="22.079999923706055"/>
-          <w:szCs w:val="22.079999923706055"/>
-          <w:u w:val="none"/>
-          <w:shd w:fill="auto" w:val="clear"/>
-          <w:vertAlign w:val="baseline"/>
-        </w:rPr>
-        <w:drawing>
-          <wp:inline distB="19050" distT="19050" distL="19050" distR="19050">
-            <wp:extent cx="3057525" cy="2667000"/>
-            <wp:effectExtent b="0" l="0" r="0" t="0"/>
-            <wp:docPr id="11" name="image3.png"/>
-            <a:graphic>
-              <a:graphicData uri="http://schemas.openxmlformats.org/drawingml/2006/picture">
-                <pic:pic>
-                  <pic:nvPicPr>
-                    <pic:cNvPr id="0" name="image3.png"/>
-                    <pic:cNvPicPr preferRelativeResize="0"/>
-                  </pic:nvPicPr>
-                  <pic:blipFill>
-                    <a:blip r:embed="rId8"/>
-                    <a:srcRect b="0" l="0" r="0" t="0"/>
-                    <a:stretch>
-                      <a:fillRect/>
-                    </a:stretch>
-                  </pic:blipFill>
-                  <pic:spPr>
-                    <a:xfrm>
-                      <a:off x="0" y="0"/>
-                      <a:ext cx="3057525" cy="2667000"/>
-                    </a:xfrm>
-                    <a:prstGeom prst="rect"/>
-                    <a:ln/>
-                  </pic:spPr>
-                </pic:pic>
-              </a:graphicData>
-            </a:graphic>
-          </wp:inline>
-        </w:drawing>
-      </w:r>
-      <w:r>
-        <w:rPr>
-          <w:rtl w:val="0"/>
-        </w:rPr>
-      </w:r>
-    </w:p>
-    <w:p>
-      <w:pPr>
-        <w:keepNext w:val="0"/>
-        <w:keepLines w:val="0"/>
-        <w:pageBreakBefore w:val="0"/>
-        <w:widowControl w:val="0"/>
-        <w:pBdr>
-          <w:top w:space="0" w:sz="0" w:val="nil"/>
-          <w:left w:space="0" w:sz="0" w:val="nil"/>
-          <w:bottom w:space="0" w:sz="0" w:val="nil"/>
-          <w:right w:space="0" w:sz="0" w:val="nil"/>
-          <w:between w:space="0" w:sz="0" w:val="nil"/>
-        </w:pBdr>
-        <w:shd w:fill="auto" w:val="clear"/>
-        <w:spacing w:after="0" w:before="0" w:line="258.0487060546875" w:lineRule="auto"/>
-        <w:ind w:left="1462.9486083984375" w:right="1252.850341796875" w:hanging="353.5966491699219"/>
-        <w:jc w:val="left"/>
-        <w:rPr>
-          <w:rFonts w:ascii="Arial" w:cs="Arial" w:eastAsia="Arial" w:hAnsi="Arial"/>
-          <w:b w:val="0"/>
-          <w:bCs w:val="0"/>
-          <w:i w:val="0"/>
-          <w:iCs w:val="0"/>
-          <w:smallCaps w:val="0"/>
-          <w:strike w:val="0"/>
-          <w:color w:val="000000"/>
-          <w:sz w:val="22.079999923706055"/>
-          <w:szCs w:val="22.079999923706055"/>
-          <w:u w:val="none"/>
-          <w:shd w:fill="auto" w:val="clear"/>
-          <w:vertAlign w:val="baseline"/>
-        </w:rPr>
-      </w:pPr>
-      <w:r>
-        <w:rPr>
-          <w:rFonts w:ascii="Arial" w:cs="Arial" w:eastAsia="Arial" w:hAnsi="Arial"/>
-          <w:b w:val="0"/>
-          <w:bCs w:val="0"/>
-          <w:i w:val="0"/>
-          <w:iCs w:val="0"/>
-          <w:smallCaps w:val="0"/>
-          <w:strike w:val="0"/>
-          <w:color w:val="000000"/>
-          <w:sz w:val="22.079999923706055"/>
-          <w:szCs w:val="22.079999923706055"/>
-          <w:u w:val="none"/>
-          <w:shd w:fill="auto" w:val="clear"/>
-          <w:vertAlign w:val="baseline"/>
-          <w:rtl w:val="0"/>
-        </w:rPr>
-        <w:t xml:space="preserve">a. On a Windows computer, if you are unsure of whether it’s 32- or 64-bit, press the Windows key (or click on the start menu), type “This PC” or “Computer”, and click the “Properties” link that appears in the search menu. Then, in the “System” section, look at the “System type” field, which will tell you if your system is 32- or 64-bit.</w:t>
-      </w:r>
-    </w:p>
-    <w:p>
-      <w:pPr>
-        <w:keepNext w:val="0"/>
-        <w:keepLines w:val="0"/>
-        <w:pageBreakBefore w:val="0"/>
-        <w:widowControl w:val="0"/>
-        <w:pBdr>
-          <w:top w:space="0" w:sz="0" w:val="nil"/>
-          <w:left w:space="0" w:sz="0" w:val="nil"/>
-          <w:bottom w:space="0" w:sz="0" w:val="nil"/>
-          <w:right w:space="0" w:sz="0" w:val="nil"/>
-          <w:between w:space="0" w:sz="0" w:val="nil"/>
-        </w:pBdr>
-        <w:shd w:fill="auto" w:val="clear"/>
-        <w:spacing w:after="0" w:before="49.554443359375" w:line="240" w:lineRule="auto"/>
-        <w:ind w:left="1474.4158935546875" w:right="0" w:firstLine="0"/>
-        <w:jc w:val="left"/>
-        <w:rPr>
-          <w:rFonts w:ascii="Arial" w:cs="Arial" w:eastAsia="Arial" w:hAnsi="Arial"/>
-          <w:b w:val="0"/>
-          <w:bCs w:val="0"/>
-          <w:i w:val="0"/>
-          <w:iCs w:val="0"/>
-          <w:smallCaps w:val="0"/>
-          <w:strike w:val="0"/>
-          <w:color w:val="000000"/>
-          <w:sz w:val="22.079999923706055"/>
-          <w:szCs w:val="22.079999923706055"/>
-          <w:u w:val="none"/>
-          <w:shd w:fill="auto" w:val="clear"/>
-          <w:vertAlign w:val="baseline"/>
-        </w:rPr>
-      </w:pPr>
-      <w:r>
-        <w:rPr>
-          <w:rFonts w:ascii="Arial" w:cs="Arial" w:eastAsia="Arial" w:hAnsi="Arial"/>
-          <w:b w:val="0"/>
-          <w:bCs w:val="0"/>
-          <w:i w:val="0"/>
-          <w:iCs w:val="0"/>
-          <w:smallCaps w:val="0"/>
-          <w:strike w:val="0"/>
-          <w:color w:val="000000"/>
-          <w:sz w:val="22.079999923706055"/>
-          <w:szCs w:val="22.079999923706055"/>
-          <w:u w:val="none"/>
-          <w:shd w:fill="auto" w:val="clear"/>
-          <w:vertAlign w:val="baseline"/>
-        </w:rPr>
-        <w:drawing>
-          <wp:inline distB="19050" distT="19050" distL="19050" distR="19050">
-            <wp:extent cx="3467100" cy="3552825"/>
-            <wp:effectExtent b="0" l="0" r="0" t="0"/>
-            <wp:docPr id="10" name="image9.png"/>
-            <a:graphic>
-              <a:graphicData uri="http://schemas.openxmlformats.org/drawingml/2006/picture">
-                <pic:pic>
-                  <pic:nvPicPr>
-                    <pic:cNvPr id="0" name="image9.png"/>
-                    <pic:cNvPicPr preferRelativeResize="0"/>
-                  </pic:nvPicPr>
-                  <pic:blipFill>
-                    <a:blip r:embed="rId9"/>
-                    <a:srcRect b="0" l="0" r="0" t="0"/>
-                    <a:stretch>
-                      <a:fillRect/>
-                    </a:stretch>
-                  </pic:blipFill>
-                  <pic:spPr>
-                    <a:xfrm>
-                      <a:off x="0" y="0"/>
-                      <a:ext cx="3467100" cy="3552825"/>
-                    </a:xfrm>
-                    <a:prstGeom prst="rect"/>
-                    <a:ln/>
-                  </pic:spPr>
-                </pic:pic>
-              </a:graphicData>
-            </a:graphic>
-          </wp:inline>
-        </w:drawing>
-      </w:r>
-      <w:r>
-        <w:rPr>
-          <w:rtl w:val="0"/>
-        </w:rPr>
-      </w:r>
-    </w:p>
-    <w:p>
-      <w:pPr>
-        <w:keepNext w:val="0"/>
-        <w:keepLines w:val="0"/>
-        <w:pageBreakBefore w:val="0"/>
-        <w:widowControl w:val="0"/>
-        <w:pBdr>
-          <w:top w:space="0" w:sz="0" w:val="nil"/>
-          <w:left w:space="0" w:sz="0" w:val="nil"/>
-          <w:bottom w:space="0" w:sz="0" w:val="nil"/>
-          <w:right w:space="0" w:sz="0" w:val="nil"/>
-          <w:between w:space="0" w:sz="0" w:val="nil"/>
-        </w:pBdr>
-        <w:shd w:fill="auto" w:val="clear"/>
-        <w:spacing w:after="0" w:before="0" w:line="240" w:lineRule="auto"/>
-        <w:ind w:left="1474.4158935546875" w:right="0" w:firstLine="0"/>
-        <w:jc w:val="left"/>
-        <w:rPr>
-          <w:rFonts w:ascii="Arial" w:cs="Arial" w:eastAsia="Arial" w:hAnsi="Arial"/>
-          <w:b w:val="0"/>
-          <w:bCs w:val="0"/>
-          <w:i w:val="0"/>
-          <w:iCs w:val="0"/>
-          <w:smallCaps w:val="0"/>
-          <w:strike w:val="0"/>
-          <w:color w:val="000000"/>
-          <w:sz w:val="22.079999923706055"/>
-          <w:szCs w:val="22.079999923706055"/>
-          <w:u w:val="none"/>
-          <w:shd w:fill="auto" w:val="clear"/>
-          <w:vertAlign w:val="baseline"/>
-        </w:rPr>
-      </w:pPr>
-      <w:r>
-        <w:rPr>
-          <w:rFonts w:ascii="Arial" w:cs="Arial" w:eastAsia="Arial" w:hAnsi="Arial"/>
-          <w:b w:val="0"/>
-          <w:bCs w:val="0"/>
-          <w:i w:val="0"/>
-          <w:iCs w:val="0"/>
-          <w:smallCaps w:val="0"/>
-          <w:strike w:val="0"/>
-          <w:color w:val="000000"/>
-          <w:sz w:val="22.079999923706055"/>
-          <w:szCs w:val="22.079999923706055"/>
-          <w:u w:val="none"/>
-          <w:shd w:fill="auto" w:val="clear"/>
-          <w:vertAlign w:val="baseline"/>
-        </w:rPr>
-        <w:drawing>
-          <wp:inline distB="19050" distT="19050" distL="19050" distR="19050">
-            <wp:extent cx="4629150" cy="1200150"/>
-            <wp:effectExtent b="0" l="0" r="0" t="0"/>
-            <wp:docPr id="6" name="image2.png"/>
-            <a:graphic>
-              <a:graphicData uri="http://schemas.openxmlformats.org/drawingml/2006/picture">
-                <pic:pic>
-                  <pic:nvPicPr>
-                    <pic:cNvPr id="0" name="image2.png"/>
-                    <pic:cNvPicPr preferRelativeResize="0"/>
-                  </pic:nvPicPr>
-                  <pic:blipFill>
-                    <a:blip r:embed="rId10"/>
-                    <a:srcRect b="0" l="0" r="0" t="0"/>
-                    <a:stretch>
-                      <a:fillRect/>
-                    </a:stretch>
-                  </pic:blipFill>
-                  <pic:spPr>
-                    <a:xfrm>
-                      <a:off x="0" y="0"/>
-                      <a:ext cx="4629150" cy="1200150"/>
-                    </a:xfrm>
-                    <a:prstGeom prst="rect"/>
-                    <a:ln/>
-                  </pic:spPr>
-                </pic:pic>
-              </a:graphicData>
-            </a:graphic>
-          </wp:inline>
-        </w:drawing>
-      </w:r>
-      <w:r>
-        <w:rPr>
-          <w:rtl w:val="0"/>
-        </w:rPr>
-      </w:r>
-    </w:p>
-    <w:p>
-      <w:pPr>
-        <w:keepNext w:val="0"/>
-        <w:keepLines w:val="0"/>
-        <w:pageBreakBefore w:val="0"/>
-        <w:widowControl w:val="0"/>
-        <w:pBdr>
-          <w:top w:space="0" w:sz="0" w:val="nil"/>
-          <w:left w:space="0" w:sz="0" w:val="nil"/>
-          <w:bottom w:space="0" w:sz="0" w:val="nil"/>
-          <w:right w:space="0" w:sz="0" w:val="nil"/>
-          <w:between w:space="0" w:sz="0" w:val="nil"/>
-        </w:pBdr>
-        <w:shd w:fill="auto" w:val="clear"/>
-        <w:spacing w:after="0" w:before="0" w:line="258.0494213104248" w:lineRule="auto"/>
-        <w:ind w:left="751.7807006835938" w:right="1711.3623046875" w:hanging="367.2862243652344"/>
-        <w:jc w:val="left"/>
-        <w:rPr>
-          <w:rFonts w:ascii="Arial" w:cs="Arial" w:eastAsia="Arial" w:hAnsi="Arial"/>
-          <w:b w:val="0"/>
-          <w:bCs w:val="0"/>
-          <w:i w:val="0"/>
-          <w:iCs w:val="0"/>
-          <w:smallCaps w:val="0"/>
-          <w:strike w:val="0"/>
-          <w:color w:val="0563c1"/>
-          <w:sz w:val="22.079999923706055"/>
-          <w:szCs w:val="22.079999923706055"/>
-          <w:u w:val="none"/>
-          <w:shd w:fill="auto" w:val="clear"/>
-          <w:vertAlign w:val="baseline"/>
-        </w:rPr>
-      </w:pPr>
-      <w:r>
-        <w:rPr>
-          <w:rFonts w:ascii="Arial" w:cs="Arial" w:eastAsia="Arial" w:hAnsi="Arial"/>
-          <w:b w:val="0"/>
-          <w:bCs w:val="0"/>
-          <w:i w:val="0"/>
-          <w:iCs w:val="0"/>
-          <w:smallCaps w:val="0"/>
-          <w:strike w:val="0"/>
-          <w:color w:val="000000"/>
-          <w:sz w:val="22.079999923706055"/>
-          <w:szCs w:val="22.079999923706055"/>
-          <w:u w:val="none"/>
-          <w:shd w:fill="auto" w:val="clear"/>
-          <w:vertAlign w:val="baseline"/>
-          <w:rtl w:val="0"/>
-        </w:rPr>
-        <w:t xml:space="preserve">4. Once you have the right file downloaded from GitHub, go back to the WPILib documentation using the same link as before: </w:t>
-      </w:r>
-      <w:r>
-        <w:rPr>
-          <w:rFonts w:ascii="Arial" w:cs="Arial" w:eastAsia="Arial" w:hAnsi="Arial"/>
-          <w:b w:val="0"/>
-          <w:bCs w:val="0"/>
-          <w:i w:val="0"/>
-          <w:iCs w:val="0"/>
-          <w:smallCaps w:val="0"/>
-          <w:strike w:val="0"/>
-          <w:color w:val="0563c1"/>
-          <w:sz w:val="22.079999923706055"/>
-          <w:szCs w:val="22.079999923706055"/>
-          <w:u w:val="single"/>
-          <w:shd w:fill="auto" w:val="clear"/>
-          <w:vertAlign w:val="baseline"/>
-          <w:rtl w:val="0"/>
-        </w:rPr>
-        <w:t xml:space="preserve">https://docs.wpilib.org/en/stable/docs/zero-to-robot/step</w:t>
-      </w:r>
-      <w:r>
-        <w:rPr>
-          <w:rFonts w:ascii="Arial" w:cs="Arial" w:eastAsia="Arial" w:hAnsi="Arial"/>
-          <w:b w:val="0"/>
-          <w:bCs w:val="0"/>
-          <w:i w:val="0"/>
-          <w:iCs w:val="0"/>
-          <w:smallCaps w:val="0"/>
-          <w:strike w:val="0"/>
-          <w:color w:val="0563c1"/>
-          <w:sz w:val="22.079999923706055"/>
-          <w:szCs w:val="22.079999923706055"/>
-          <w:u w:val="none"/>
-          <w:shd w:fill="auto" w:val="clear"/>
-          <w:vertAlign w:val="baseline"/>
-          <w:rtl w:val="0"/>
-        </w:rPr>
-        <w:t xml:space="preserve"> </w:t>
-      </w:r>
-      <w:r>
-        <w:rPr>
-          <w:rFonts w:ascii="Arial" w:cs="Arial" w:eastAsia="Arial" w:hAnsi="Arial"/>
-          <w:b w:val="0"/>
-          <w:bCs w:val="0"/>
-          <w:i w:val="0"/>
-          <w:iCs w:val="0"/>
-          <w:smallCaps w:val="0"/>
-          <w:strike w:val="0"/>
-          <w:color w:val="0563c1"/>
-          <w:sz w:val="22.079999923706055"/>
-          <w:szCs w:val="22.079999923706055"/>
-          <w:u w:val="single"/>
-          <w:shd w:fill="auto" w:val="clear"/>
-          <w:vertAlign w:val="baseline"/>
-          <w:rtl w:val="0"/>
-        </w:rPr>
-        <w:t xml:space="preserve">2/wpilib-setup.html</w:t>
-      </w:r>
-      <w:r>
-        <w:rPr>
-          <w:rFonts w:ascii="Arial" w:cs="Arial" w:eastAsia="Arial" w:hAnsi="Arial"/>
-          <w:b w:val="0"/>
-          <w:bCs w:val="0"/>
-          <w:i w:val="0"/>
-          <w:iCs w:val="0"/>
-          <w:smallCaps w:val="0"/>
-          <w:strike w:val="0"/>
-          <w:color w:val="0563c1"/>
-          <w:sz w:val="22.079999923706055"/>
-          <w:szCs w:val="22.079999923706055"/>
-          <w:u w:val="none"/>
-          <w:shd w:fill="auto" w:val="clear"/>
-          <w:vertAlign w:val="baseline"/>
-          <w:rtl w:val="0"/>
-        </w:rPr>
-        <w:t xml:space="preserve"> </w:t>
-      </w:r>
-    </w:p>
-    <w:p>
-      <w:pPr>
-        <w:keepNext w:val="0"/>
-        <w:keepLines w:val="0"/>
-        <w:pageBreakBefore w:val="0"/>
-        <w:widowControl w:val="0"/>
-        <w:pBdr>
-          <w:top w:space="0" w:sz="0" w:val="nil"/>
-          <w:left w:space="0" w:sz="0" w:val="nil"/>
-          <w:bottom w:space="0" w:sz="0" w:val="nil"/>
-          <w:right w:space="0" w:sz="0" w:val="nil"/>
-          <w:between w:space="0" w:sz="0" w:val="nil"/>
-        </w:pBdr>
-        <w:shd w:fill="auto" w:val="clear"/>
-        <w:spacing w:after="0" w:before="22.344970703125" w:line="258.8137149810791" w:lineRule="auto"/>
-        <w:ind w:left="742.9487609863281" w:right="1265.362548828125" w:hanging="352.7134704589844"/>
-        <w:jc w:val="left"/>
-        <w:rPr>
-          <w:rFonts w:ascii="Arial" w:cs="Arial" w:eastAsia="Arial" w:hAnsi="Arial"/>
-          <w:b w:val="0"/>
-          <w:bCs w:val="0"/>
-          <w:i w:val="0"/>
-          <w:iCs w:val="0"/>
-          <w:smallCaps w:val="0"/>
-          <w:strike w:val="0"/>
-          <w:color w:val="000000"/>
-          <w:sz w:val="22.079999923706055"/>
-          <w:szCs w:val="22.079999923706055"/>
-          <w:u w:val="none"/>
-          <w:shd w:fill="auto" w:val="clear"/>
-          <w:vertAlign w:val="baseline"/>
-        </w:rPr>
-      </w:pPr>
-      <w:r>
-        <w:rPr>
-          <w:rFonts w:ascii="Arial" w:cs="Arial" w:eastAsia="Arial" w:hAnsi="Arial"/>
-          <w:b w:val="0"/>
-          <w:bCs w:val="0"/>
-          <w:i w:val="0"/>
-          <w:iCs w:val="0"/>
-          <w:smallCaps w:val="0"/>
-          <w:strike w:val="0"/>
-          <w:color w:val="000000"/>
-          <w:sz w:val="22.079999923706055"/>
-          <w:szCs w:val="22.079999923706055"/>
-          <w:u w:val="none"/>
-          <w:shd w:fill="auto" w:val="clear"/>
-          <w:vertAlign w:val="baseline"/>
-          <w:rtl w:val="0"/>
-        </w:rPr>
-        <w:t xml:space="preserve">5. In the documentation, follow all the steps on the page, starting with the “Extracting the Installer” step. There are images to guide you. If you are unsure what options to choose at any point through the setup, follow the default recommendations that the documentation gives you. If you’re unsure about “Install for this User” or “Install for all Users”, you can choose “Install for this User”. </w:t>
-      </w:r>
-    </w:p>
-    <w:p>
-      <w:pPr>
-        <w:keepNext w:val="0"/>
-        <w:keepLines w:val="0"/>
-        <w:pageBreakBefore w:val="0"/>
-        <w:widowControl w:val="0"/>
-        <w:pBdr>
-          <w:top w:space="0" w:sz="0" w:val="nil"/>
-          <w:left w:space="0" w:sz="0" w:val="nil"/>
-          <w:bottom w:space="0" w:sz="0" w:val="nil"/>
-          <w:right w:space="0" w:sz="0" w:val="nil"/>
-          <w:between w:space="0" w:sz="0" w:val="nil"/>
-        </w:pBdr>
-        <w:shd w:fill="auto" w:val="clear"/>
-        <w:spacing w:after="0" w:before="20.340576171875" w:line="240" w:lineRule="auto"/>
-        <w:ind w:left="390.8976745605469" w:right="0" w:firstLine="0"/>
-        <w:jc w:val="left"/>
-        <w:rPr>
-          <w:rFonts w:ascii="Arial" w:cs="Arial" w:eastAsia="Arial" w:hAnsi="Arial"/>
-          <w:b w:val="0"/>
-          <w:bCs w:val="0"/>
-          <w:i w:val="0"/>
-          <w:iCs w:val="0"/>
-          <w:smallCaps w:val="0"/>
-          <w:strike w:val="0"/>
-          <w:color w:val="000000"/>
-          <w:sz w:val="22.079999923706055"/>
-          <w:szCs w:val="22.079999923706055"/>
-          <w:u w:val="none"/>
-          <w:shd w:fill="auto" w:val="clear"/>
-          <w:vertAlign w:val="baseline"/>
-        </w:rPr>
-      </w:pPr>
-      <w:r>
-        <w:rPr>
-          <w:rFonts w:ascii="Arial" w:cs="Arial" w:eastAsia="Arial" w:hAnsi="Arial"/>
-          <w:b w:val="0"/>
-          <w:bCs w:val="0"/>
-          <w:i w:val="0"/>
-          <w:iCs w:val="0"/>
-          <w:smallCaps w:val="0"/>
-          <w:strike w:val="0"/>
-          <w:color w:val="000000"/>
-          <w:sz w:val="22.079999923706055"/>
-          <w:szCs w:val="22.079999923706055"/>
-          <w:u w:val="none"/>
-          <w:shd w:fill="auto" w:val="clear"/>
-          <w:vertAlign w:val="baseline"/>
-          <w:rtl w:val="0"/>
-        </w:rPr>
-        <w:t xml:space="preserve">6. Partway through the page you’ll notice a green warning similar to this: </w:t>
-      </w:r>
-    </w:p>
-    <w:p>
-      <w:pPr>
-        <w:keepNext w:val="0"/>
-        <w:keepLines w:val="0"/>
-        <w:pageBreakBefore w:val="0"/>
-        <w:widowControl w:val="0"/>
-        <w:pBdr>
-          <w:top w:space="0" w:sz="0" w:val="nil"/>
-          <w:left w:space="0" w:sz="0" w:val="nil"/>
-          <w:bottom w:space="0" w:sz="0" w:val="nil"/>
-          <w:right w:space="0" w:sz="0" w:val="nil"/>
-          <w:between w:space="0" w:sz="0" w:val="nil"/>
-        </w:pBdr>
-        <w:shd w:fill="auto" w:val="clear"/>
-        <w:spacing w:after="0" w:before="83.96240234375" w:line="216.4107084274292" w:lineRule="auto"/>
-        <w:ind w:left="740.9759521484375" w:right="511.71875" w:firstLine="13.43994140625"/>
-        <w:jc w:val="left"/>
-        <w:rPr>
-          <w:rFonts w:ascii="Arial" w:cs="Arial" w:eastAsia="Arial" w:hAnsi="Arial"/>
-          <w:b w:val="0"/>
-          <w:bCs w:val="0"/>
-          <w:i w:val="0"/>
-          <w:iCs w:val="0"/>
-          <w:smallCaps w:val="0"/>
-          <w:strike w:val="0"/>
-          <w:color w:val="000000"/>
-          <w:sz w:val="22.079999923706055"/>
-          <w:szCs w:val="22.079999923706055"/>
-          <w:u w:val="none"/>
-          <w:shd w:fill="auto" w:val="clear"/>
-          <w:vertAlign w:val="baseline"/>
-        </w:rPr>
-      </w:pPr>
-      <w:r>
-        <w:rPr>
-          <w:rFonts w:ascii="Arial" w:cs="Arial" w:eastAsia="Arial" w:hAnsi="Arial"/>
-          <w:b w:val="0"/>
-          <w:bCs w:val="0"/>
-          <w:i w:val="0"/>
-          <w:iCs w:val="0"/>
-          <w:smallCaps w:val="0"/>
-          <w:strike w:val="0"/>
-          <w:color w:val="000000"/>
-          <w:sz w:val="22.079999923706055"/>
-          <w:szCs w:val="22.079999923706055"/>
-          <w:u w:val="none"/>
-          <w:shd w:fill="auto" w:val="clear"/>
-          <w:vertAlign w:val="baseline"/>
-        </w:rPr>
-        <w:drawing>
-          <wp:inline distB="19050" distT="19050" distL="19050" distR="19050">
-            <wp:extent cx="5943601" cy="1123950"/>
-            <wp:effectExtent b="0" l="0" r="0" t="0"/>
-            <wp:docPr id="5" name="image1.png"/>
-            <a:graphic>
-              <a:graphicData uri="http://schemas.openxmlformats.org/drawingml/2006/picture">
-                <pic:pic>
-                  <pic:nvPicPr>
-                    <pic:cNvPr id="0" name="image1.png"/>
-                    <pic:cNvPicPr preferRelativeResize="0"/>
-                  </pic:nvPicPr>
-                  <pic:blipFill>
-                    <a:blip r:embed="rId11"/>
-                    <a:srcRect b="0" l="0" r="0" t="0"/>
-                    <a:stretch>
-                      <a:fillRect/>
-                    </a:stretch>
-                  </pic:blipFill>
-                  <pic:spPr>
-                    <a:xfrm>
-                      <a:off x="0" y="0"/>
-                      <a:ext cx="5943601" cy="1123950"/>
-                    </a:xfrm>
-                    <a:prstGeom prst="rect"/>
-                    <a:ln/>
-                  </pic:spPr>
-                </pic:pic>
-              </a:graphicData>
-            </a:graphic>
-          </wp:inline>
-        </w:drawing>
-      </w:r>
-      <w:r>
-        <w:rPr>
-          <w:rFonts w:ascii="Arial" w:cs="Arial" w:eastAsia="Arial" w:hAnsi="Arial"/>
-          <w:b w:val="0"/>
-          <w:bCs w:val="0"/>
-          <w:i w:val="0"/>
-          <w:iCs w:val="0"/>
-          <w:smallCaps w:val="0"/>
-          <w:strike w:val="0"/>
-          <w:color w:val="000000"/>
-          <w:sz w:val="22.079999923706055"/>
-          <w:szCs w:val="22.079999923706055"/>
-          <w:u w:val="none"/>
-          <w:shd w:fill="auto" w:val="clear"/>
-          <w:vertAlign w:val="baseline"/>
-          <w:rtl w:val="0"/>
-        </w:rPr>
-        <w:t xml:space="preserve">If this is your first time installing VSCode, you probably don’t need to worry about this warning too much, but if for any reason you have a version of VSCode installed your computer already, pay attention to this. Only the new version that you’re installing will work – any prior installation will NOT work, even if it was done for a robotics team. </w:t>
-      </w:r>
-    </w:p>
-    <w:p>
-      <w:pPr>
-        <w:keepNext w:val="0"/>
-        <w:keepLines w:val="0"/>
-        <w:pageBreakBefore w:val="0"/>
-        <w:widowControl w:val="0"/>
-        <w:pBdr>
-          <w:top w:space="0" w:sz="0" w:val="nil"/>
-          <w:left w:space="0" w:sz="0" w:val="nil"/>
-          <w:bottom w:space="0" w:sz="0" w:val="nil"/>
-          <w:right w:space="0" w:sz="0" w:val="nil"/>
-          <w:between w:space="0" w:sz="0" w:val="nil"/>
-        </w:pBdr>
-        <w:shd w:fill="auto" w:val="clear"/>
-        <w:spacing w:after="0" w:before="34.0411376953125" w:line="259.0674018859863" w:lineRule="auto"/>
-        <w:ind w:left="742.9487609863281" w:right="1412.9833984375" w:hanging="352.93426513671875"/>
-        <w:jc w:val="left"/>
-        <w:rPr>
-          <w:rFonts w:ascii="Arial" w:cs="Arial" w:eastAsia="Arial" w:hAnsi="Arial"/>
-          <w:b w:val="0"/>
-          <w:bCs w:val="0"/>
-          <w:i w:val="0"/>
-          <w:iCs w:val="0"/>
-          <w:smallCaps w:val="0"/>
-          <w:strike w:val="0"/>
-          <w:color w:val="000000"/>
-          <w:sz w:val="22.079999923706055"/>
-          <w:szCs w:val="22.079999923706055"/>
-          <w:u w:val="none"/>
-          <w:shd w:fill="auto" w:val="clear"/>
-          <w:vertAlign w:val="baseline"/>
-        </w:rPr>
-      </w:pPr>
-      <w:r>
-        <w:rPr>
-          <w:rFonts w:ascii="Arial" w:cs="Arial" w:eastAsia="Arial" w:hAnsi="Arial"/>
-          <w:b w:val="0"/>
-          <w:bCs w:val="0"/>
-          <w:i w:val="0"/>
-          <w:iCs w:val="0"/>
-          <w:smallCaps w:val="0"/>
-          <w:strike w:val="0"/>
-          <w:color w:val="000000"/>
-          <w:sz w:val="22.079999923706055"/>
-          <w:szCs w:val="22.079999923706055"/>
-          <w:u w:val="none"/>
-          <w:shd w:fill="auto" w:val="clear"/>
-          <w:vertAlign w:val="baseline"/>
-          <w:rtl w:val="0"/>
-        </w:rPr>
-        <w:t xml:space="preserve">7. Make sure to read through the page thoroughly while you follow the steps. It is easy to make a mistake, but if you do follow the steps exactly, it will work. If it does not work, you can attempt to backtrack and see what step you missed. Starting over from scratch can sometimes be an easier option as well. </w:t>
-      </w:r>
-    </w:p>
-    <w:p>
-      <w:pPr>
-        <w:keepNext w:val="0"/>
-        <w:keepLines w:val="0"/>
-        <w:pageBreakBefore w:val="0"/>
-        <w:widowControl w:val="0"/>
-        <w:pBdr>
-          <w:top w:space="0" w:sz="0" w:val="nil"/>
-          <w:left w:space="0" w:sz="0" w:val="nil"/>
-          <w:bottom w:space="0" w:sz="0" w:val="nil"/>
-          <w:right w:space="0" w:sz="0" w:val="nil"/>
-          <w:between w:space="0" w:sz="0" w:val="nil"/>
-        </w:pBdr>
-        <w:shd w:fill="auto" w:val="clear"/>
-        <w:spacing w:after="0" w:before="275.8673095703125" w:line="240" w:lineRule="auto"/>
-        <w:ind w:left="56.49261474609375" w:right="0" w:firstLine="0"/>
+          <w:sz w:val="22.079999923706055"/>
+          <w:szCs w:val="22.079999923706055"/>
+        </w:rPr>
+      </w:pPr>
+      <w:r>
+        <w:rPr>
+          <w:rtl w:val="0"/>
+        </w:rPr>
+      </w:r>
+    </w:p>
+    <w:p>
+      <w:pPr>
+        <w:keepNext w:val="0"/>
+        <w:keepLines w:val="0"/>
+        <w:pageBreakBefore w:val="0"/>
+        <w:widowControl w:val="0"/>
+        <w:pBdr>
+          <w:top w:space="0" w:sz="0" w:val="nil"/>
+          <w:left w:space="0" w:sz="0" w:val="nil"/>
+          <w:bottom w:space="0" w:sz="0" w:val="nil"/>
+          <w:right w:space="0" w:sz="0" w:val="nil"/>
+          <w:between w:space="0" w:sz="0" w:val="nil"/>
+        </w:pBdr>
+        <w:shd w:fill="auto" w:val="clear"/>
+        <w:spacing w:after="0" w:before="283.7451171875" w:line="240" w:lineRule="auto"/>
+        <w:ind w:left="93.29238891601562" w:right="0" w:firstLine="0"/>
         <w:jc w:val="left"/>
         <w:rPr>
           <w:rFonts w:ascii="Arial" w:cs="Arial" w:eastAsia="Arial" w:hAnsi="Arial"/>
@@ -2550,8 +1846,8 @@
           <w:between w:space="0" w:sz="0" w:val="nil"/>
         </w:pBdr>
         <w:shd w:fill="auto" w:val="clear"/>
-        <w:spacing w:after="0" w:before="342.2552490234375" w:line="240" w:lineRule="auto"/>
-        <w:ind w:left="742.9631042480469" w:right="0" w:firstLine="0"/>
+        <w:spacing w:after="0" w:before="356.9720458984375" w:line="240" w:lineRule="auto"/>
+        <w:ind w:left="776.7169189453125" w:right="0" w:firstLine="0"/>
         <w:jc w:val="left"/>
         <w:rPr>
           <w:rFonts w:ascii="Arial" w:cs="Arial" w:eastAsia="Arial" w:hAnsi="Arial"/>
@@ -2641,8 +1937,8 @@
           <w:between w:space="0" w:sz="0" w:val="nil"/>
         </w:pBdr>
         <w:shd w:fill="auto" w:val="clear"/>
-        <w:spacing w:after="0" w:before="35.606689453125" w:line="240" w:lineRule="auto"/>
-        <w:ind w:left="738.7678527832031" w:right="0" w:firstLine="0"/>
+        <w:spacing w:after="0" w:before="35.677490234375" w:line="240" w:lineRule="auto"/>
+        <w:ind w:left="758.4048461914062" w:right="0" w:firstLine="0"/>
         <w:jc w:val="left"/>
         <w:rPr>
           <w:rFonts w:ascii="Arial" w:cs="Arial" w:eastAsia="Arial" w:hAnsi="Arial"/>
@@ -2694,8 +1990,8 @@
           <w:between w:space="0" w:sz="0" w:val="nil"/>
         </w:pBdr>
         <w:shd w:fill="auto" w:val="clear"/>
-        <w:spacing w:after="0" w:before="64.046630859375" w:line="240" w:lineRule="auto"/>
-        <w:ind w:left="764.3519592285156" w:right="0" w:firstLine="0"/>
+        <w:spacing w:after="0" w:before="70.7666015625" w:line="240" w:lineRule="auto"/>
+        <w:ind w:left="782.8848266601562" w:right="0" w:firstLine="0"/>
         <w:jc w:val="left"/>
         <w:rPr>
           <w:rFonts w:ascii="Arial" w:cs="Arial" w:eastAsia="Arial" w:hAnsi="Arial"/>
@@ -2747,9 +2043,9 @@
           <w:between w:space="0" w:sz="0" w:val="nil"/>
         </w:pBdr>
         <w:shd w:fill="auto" w:val="clear"/>
-        <w:spacing w:after="0" w:before="209.03076171875" w:line="261.02611541748047" w:lineRule="auto"/>
-        <w:ind w:left="5.07843017578125" w:right="1293.818359375" w:firstLine="767.8846740722656"/>
-        <w:jc w:val="left"/>
+        <w:spacing w:after="0" w:before="217.310791015625" w:line="258.48841667175293" w:lineRule="auto"/>
+        <w:ind w:left="13.46893310546875" w:right="1180.367431640625" w:firstLine="794.57275390625"/>
+        <w:jc w:val="both"/>
         <w:rPr>
           <w:rFonts w:ascii="Arial" w:cs="Arial" w:eastAsia="Arial" w:hAnsi="Arial"/>
           <w:b w:val="0"/>
@@ -2801,7 +2097,7 @@
         </w:pBdr>
         <w:shd w:fill="auto" w:val="clear"/>
         <w:spacing w:after="0" w:before="0" w:line="240" w:lineRule="auto"/>
-        <w:ind w:left="34.416046142578125" w:right="0" w:firstLine="0"/>
+        <w:ind w:left="69.93606567382812" w:right="0" w:firstLine="0"/>
         <w:jc w:val="left"/>
         <w:rPr>
           <w:rFonts w:ascii="Arial" w:cs="Arial" w:eastAsia="Arial" w:hAnsi="Arial"/>
@@ -2839,7 +2135,7 @@
           <wp:inline distB="19050" distT="19050" distL="19050" distR="19050">
             <wp:extent cx="1304925" cy="1019175"/>
             <wp:effectExtent b="0" l="0" r="0" t="0"/>
-            <wp:docPr id="8" name="image5.png"/>
+            <wp:docPr id="6" name="image5.png"/>
             <a:graphic>
               <a:graphicData uri="http://schemas.openxmlformats.org/drawingml/2006/picture">
                 <pic:pic>
@@ -2848,7 +2144,7 @@
                     <pic:cNvPicPr preferRelativeResize="0"/>
                   </pic:nvPicPr>
                   <pic:blipFill>
-                    <a:blip r:embed="rId12"/>
+                    <a:blip r:embed="rId11"/>
                     <a:srcRect b="0" l="0" r="0" t="0"/>
                     <a:stretch>
                       <a:fillRect/>
@@ -2889,7 +2185,7 @@
         </w:pBdr>
         <w:shd w:fill="auto" w:val="clear"/>
         <w:spacing w:after="0" w:before="0" w:line="258.0494213104248" w:lineRule="auto"/>
-        <w:ind w:left="23.169708251953125" w:right="1325.869140625" w:firstLine="749.7933959960938"/>
+        <w:ind w:left="40.59844970703125" w:right="1219.508056640625" w:firstLine="767.4432373046875"/>
         <w:jc w:val="left"/>
         <w:rPr>
           <w:rFonts w:ascii="Arial" w:cs="Arial" w:eastAsia="Arial" w:hAnsi="Arial"/>
@@ -2941,8 +2237,8 @@
           <w:between w:space="0" w:sz="0" w:val="nil"/>
         </w:pBdr>
         <w:shd w:fill="auto" w:val="clear"/>
-        <w:spacing w:after="0" w:before="231.9091796875" w:line="240" w:lineRule="auto"/>
-        <w:ind w:left="34.416046142578125" w:right="0" w:firstLine="0"/>
+        <w:spacing w:after="0" w:before="0" w:line="203.59933376312256" w:lineRule="auto"/>
+        <w:ind w:left="43.9105224609375" w:right="1116.231689453125" w:firstLine="26.025543212890625"/>
         <w:jc w:val="left"/>
         <w:rPr>
           <w:rFonts w:ascii="Arial" w:cs="Arial" w:eastAsia="Arial" w:hAnsi="Arial"/>
@@ -2978,18 +2274,18 @@
         </w:rPr>
         <w:drawing>
           <wp:inline distB="19050" distT="19050" distL="19050" distR="19050">
-            <wp:extent cx="5105400" cy="5676900"/>
+            <wp:extent cx="5105401" cy="5676900"/>
             <wp:effectExtent b="0" l="0" r="0" t="0"/>
-            <wp:docPr id="7" name="image7.png"/>
+            <wp:docPr id="5" name="image1.png"/>
             <a:graphic>
               <a:graphicData uri="http://schemas.openxmlformats.org/drawingml/2006/picture">
                 <pic:pic>
                   <pic:nvPicPr>
-                    <pic:cNvPr id="0" name="image7.png"/>
+                    <pic:cNvPr id="0" name="image1.png"/>
                     <pic:cNvPicPr preferRelativeResize="0"/>
                   </pic:nvPicPr>
                   <pic:blipFill>
-                    <a:blip r:embed="rId13"/>
+                    <a:blip r:embed="rId12"/>
                     <a:srcRect b="0" l="0" r="0" t="0"/>
                     <a:stretch>
                       <a:fillRect/>
@@ -2998,7 +2294,7 @@
                   <pic:spPr>
                     <a:xfrm>
                       <a:off x="0" y="0"/>
-                      <a:ext cx="5105400" cy="5676900"/>
+                      <a:ext cx="5105401" cy="5676900"/>
                     </a:xfrm>
                     <a:prstGeom prst="rect"/>
                     <a:ln/>
@@ -3011,45 +2307,6 @@
       </w:r>
       <w:r>
         <w:rPr>
-          <w:rtl w:val="0"/>
-        </w:rPr>
-      </w:r>
-    </w:p>
-    <w:p>
-      <w:pPr>
-        <w:keepNext w:val="0"/>
-        <w:keepLines w:val="0"/>
-        <w:pageBreakBefore w:val="0"/>
-        <w:widowControl w:val="0"/>
-        <w:pBdr>
-          <w:top w:space="0" w:sz="0" w:val="nil"/>
-          <w:left w:space="0" w:sz="0" w:val="nil"/>
-          <w:bottom w:space="0" w:sz="0" w:val="nil"/>
-          <w:right w:space="0" w:sz="0" w:val="nil"/>
-          <w:between w:space="0" w:sz="0" w:val="nil"/>
-        </w:pBdr>
-        <w:shd w:fill="auto" w:val="clear"/>
-        <w:spacing w:after="0" w:before="0" w:line="258.0494213104248" w:lineRule="auto"/>
-        <w:ind w:left="22.94891357421875" w:right="1208.819580078125" w:firstLine="750.0141906738281"/>
-        <w:jc w:val="left"/>
-        <w:rPr>
-          <w:rFonts w:ascii="Arial" w:cs="Arial" w:eastAsia="Arial" w:hAnsi="Arial"/>
-          <w:b w:val="0"/>
-          <w:bCs w:val="0"/>
-          <w:i w:val="0"/>
-          <w:iCs w:val="0"/>
-          <w:smallCaps w:val="0"/>
-          <w:strike w:val="0"/>
-          <w:color w:val="000000"/>
-          <w:sz w:val="22.079999923706055"/>
-          <w:szCs w:val="22.079999923706055"/>
-          <w:u w:val="none"/>
-          <w:shd w:fill="auto" w:val="clear"/>
-          <w:vertAlign w:val="baseline"/>
-        </w:rPr>
-      </w:pPr>
-      <w:r>
-        <w:rPr>
           <w:rFonts w:ascii="Arial" w:cs="Arial" w:eastAsia="Arial" w:hAnsi="Arial"/>
           <w:b w:val="0"/>
           <w:bCs w:val="0"/>
@@ -3082,8 +2339,8 @@
           <w:between w:space="0" w:sz="0" w:val="nil"/>
         </w:pBdr>
         <w:shd w:fill="auto" w:val="clear"/>
-        <w:spacing w:after="0" w:before="180.74462890625" w:line="260.3077697753906" w:lineRule="auto"/>
-        <w:ind w:left="22.94891357421875" w:right="1345.882568359375" w:firstLine="750.0141906738281"/>
+        <w:spacing w:after="0" w:before="197.001953125" w:line="257.88079261779785" w:lineRule="auto"/>
+        <w:ind w:left="40.59844970703125" w:right="1236.505126953125" w:firstLine="769.8719787597656"/>
         <w:jc w:val="left"/>
         <w:rPr>
           <w:rFonts w:ascii="Arial" w:cs="Arial" w:eastAsia="Arial" w:hAnsi="Arial"/>
@@ -3173,9 +2430,9 @@
           <w:between w:space="0" w:sz="0" w:val="nil"/>
         </w:pBdr>
         <w:shd w:fill="auto" w:val="clear"/>
-        <w:spacing w:after="0" w:before="179.166259765625" w:line="260.9098720550537" w:lineRule="auto"/>
-        <w:ind w:left="22.94891357421875" w:right="1282.813720703125" w:firstLine="720.2206420898438"/>
-        <w:jc w:val="left"/>
+        <w:spacing w:after="0" w:before="190.04104614257812" w:line="258.4269046783447" w:lineRule="auto"/>
+        <w:ind w:left="40.59844970703125" w:right="1335.58349609375" w:firstLine="0"/>
+        <w:jc w:val="right"/>
         <w:rPr>
           <w:rFonts w:ascii="Arial" w:cs="Arial" w:eastAsia="Arial" w:hAnsi="Arial"/>
           <w:b w:val="0"/>
@@ -3247,25 +2504,78 @@
           <w:vertAlign w:val="baseline"/>
           <w:rtl w:val="0"/>
         </w:rPr>
-        <w:t xml:space="preserve">Sometimes the Robot Simulation window will not open the first time you press F5. If this happens to you, simply click the red square to end your program, and press F5 again. </w:t>
-      </w:r>
-    </w:p>
-    <w:p>
-      <w:pPr>
-        <w:keepNext w:val="0"/>
-        <w:keepLines w:val="0"/>
-        <w:pageBreakBefore w:val="0"/>
-        <w:widowControl w:val="0"/>
-        <w:pBdr>
-          <w:top w:space="0" w:sz="0" w:val="nil"/>
-          <w:left w:space="0" w:sz="0" w:val="nil"/>
-          <w:bottom w:space="0" w:sz="0" w:val="nil"/>
-          <w:right w:space="0" w:sz="0" w:val="nil"/>
-          <w:between w:space="0" w:sz="0" w:val="nil"/>
-        </w:pBdr>
-        <w:shd w:fill="auto" w:val="clear"/>
-        <w:spacing w:after="0" w:before="67.978515625" w:line="240" w:lineRule="auto"/>
-        <w:ind w:left="34.416046142578125" w:right="0" w:firstLine="0"/>
+        <w:t xml:space="preserve">Sometimes the Robot Simulation window will not open the first time you press F5. If this happens to you, simply click the red</w:t>
+      </w:r>
+    </w:p>
+    <w:p>
+      <w:pPr>
+        <w:keepNext w:val="0"/>
+        <w:keepLines w:val="0"/>
+        <w:pageBreakBefore w:val="0"/>
+        <w:widowControl w:val="0"/>
+        <w:pBdr>
+          <w:top w:space="0" w:sz="0" w:val="nil"/>
+          <w:left w:space="0" w:sz="0" w:val="nil"/>
+          <w:bottom w:space="0" w:sz="0" w:val="nil"/>
+          <w:right w:space="0" w:sz="0" w:val="nil"/>
+          <w:between w:space="0" w:sz="0" w:val="nil"/>
+        </w:pBdr>
+        <w:shd w:fill="auto" w:val="clear"/>
+        <w:spacing w:after="0" w:before="0" w:line="240" w:lineRule="auto"/>
+        <w:ind w:left="46.780853271484375" w:right="0" w:firstLine="0"/>
+        <w:jc w:val="left"/>
+        <w:rPr>
+          <w:rFonts w:ascii="Arial" w:cs="Arial" w:eastAsia="Arial" w:hAnsi="Arial"/>
+          <w:b w:val="0"/>
+          <w:bCs w:val="0"/>
+          <w:i w:val="0"/>
+          <w:iCs w:val="0"/>
+          <w:smallCaps w:val="0"/>
+          <w:strike w:val="0"/>
+          <w:color w:val="000000"/>
+          <w:sz w:val="22.079999923706055"/>
+          <w:szCs w:val="22.079999923706055"/>
+          <w:u w:val="none"/>
+          <w:shd w:fill="auto" w:val="clear"/>
+          <w:vertAlign w:val="baseline"/>
+        </w:rPr>
+      </w:pPr>
+      <w:r>
+        <w:rPr>
+          <w:rFonts w:ascii="Arial" w:cs="Arial" w:eastAsia="Arial" w:hAnsi="Arial"/>
+          <w:b w:val="0"/>
+          <w:bCs w:val="0"/>
+          <w:i w:val="0"/>
+          <w:iCs w:val="0"/>
+          <w:smallCaps w:val="0"/>
+          <w:strike w:val="0"/>
+          <w:color w:val="000000"/>
+          <w:sz w:val="22.079999923706055"/>
+          <w:szCs w:val="22.079999923706055"/>
+          <w:u w:val="none"/>
+          <w:shd w:fill="auto" w:val="clear"/>
+          <w:vertAlign w:val="baseline"/>
+          <w:rtl w:val="0"/>
+        </w:rPr>
+        <w:t xml:space="preserve">square to end your program, and press F5 again. </w:t>
+      </w:r>
+    </w:p>
+    <w:p>
+      <w:pPr>
+        <w:keepNext w:val="0"/>
+        <w:keepLines w:val="0"/>
+        <w:pageBreakBefore w:val="0"/>
+        <w:widowControl w:val="0"/>
+        <w:pBdr>
+          <w:top w:space="0" w:sz="0" w:val="nil"/>
+          <w:left w:space="0" w:sz="0" w:val="nil"/>
+          <w:bottom w:space="0" w:sz="0" w:val="nil"/>
+          <w:right w:space="0" w:sz="0" w:val="nil"/>
+          <w:between w:space="0" w:sz="0" w:val="nil"/>
+        </w:pBdr>
+        <w:shd w:fill="auto" w:val="clear"/>
+        <w:spacing w:after="0" w:before="134.136962890625" w:line="240" w:lineRule="auto"/>
+        <w:ind w:left="69.93606567382812" w:right="0" w:firstLine="0"/>
         <w:jc w:val="left"/>
         <w:rPr>
           <w:rFonts w:ascii="Arial" w:cs="Arial" w:eastAsia="Arial" w:hAnsi="Arial"/>
@@ -3303,16 +2613,16 @@
           <wp:inline distB="19050" distT="19050" distL="19050" distR="19050">
             <wp:extent cx="2686050" cy="695325"/>
             <wp:effectExtent b="0" l="0" r="0" t="0"/>
-            <wp:docPr id="3" name="image10.png"/>
+            <wp:docPr id="3" name="image6.png"/>
             <a:graphic>
               <a:graphicData uri="http://schemas.openxmlformats.org/drawingml/2006/picture">
                 <pic:pic>
                   <pic:nvPicPr>
-                    <pic:cNvPr id="0" name="image10.png"/>
+                    <pic:cNvPr id="0" name="image6.png"/>
                     <pic:cNvPicPr preferRelativeResize="0"/>
                   </pic:nvPicPr>
                   <pic:blipFill>
-                    <a:blip r:embed="rId14"/>
+                    <a:blip r:embed="rId13"/>
                     <a:srcRect b="0" l="0" r="0" t="0"/>
                     <a:stretch>
                       <a:fillRect/>
@@ -3352,8 +2662,8 @@
           <w:between w:space="0" w:sz="0" w:val="nil"/>
         </w:pBdr>
         <w:shd w:fill="auto" w:val="clear"/>
-        <w:spacing w:after="0" w:before="0" w:line="258.0487060546875" w:lineRule="auto"/>
-        <w:ind w:left="28.24798583984375" w:right="1245.736083984375" w:firstLine="726.4030456542969"/>
+        <w:spacing w:after="0" w:before="0" w:line="258.0494213104248" w:lineRule="auto"/>
+        <w:ind w:left="43.9105224609375" w:right="1272.51708984375" w:firstLine="732.3648071289062"/>
         <w:jc w:val="left"/>
         <w:rPr>
           <w:rFonts w:ascii="Arial" w:cs="Arial" w:eastAsia="Arial" w:hAnsi="Arial"/>
@@ -3424,9 +2734,9 @@
           <w:between w:space="0" w:sz="0" w:val="nil"/>
         </w:pBdr>
         <w:shd w:fill="auto" w:val="clear"/>
-        <w:spacing w:after="0" w:before="0" w:line="201.83785915374756" w:lineRule="auto"/>
-        <w:ind w:left="10.1568603515625" w:right="1348.758544921875" w:firstLine="24.259185791015625"/>
-        <w:jc w:val="left"/>
+        <w:spacing w:after="0" w:before="0" w:line="202.53117084503174" w:lineRule="auto"/>
+        <w:ind w:left="25.59844970703125" w:right="1296.556396484375" w:firstLine="44.337615966796875"/>
+        <w:jc w:val="both"/>
         <w:rPr>
           <w:rFonts w:ascii="Arial" w:cs="Arial" w:eastAsia="Arial" w:hAnsi="Arial"/>
           <w:b w:val="0"/>
@@ -3461,18 +2771,18 @@
         </w:rPr>
         <w:drawing>
           <wp:inline distB="19050" distT="19050" distL="19050" distR="19050">
-            <wp:extent cx="5162550" cy="6991350"/>
+            <wp:extent cx="5162549" cy="6991350"/>
             <wp:effectExtent b="0" l="0" r="0" t="0"/>
-            <wp:docPr id="2" name="image6.png"/>
+            <wp:docPr id="2" name="image3.png"/>
             <a:graphic>
               <a:graphicData uri="http://schemas.openxmlformats.org/drawingml/2006/picture">
                 <pic:pic>
                   <pic:nvPicPr>
-                    <pic:cNvPr id="0" name="image6.png"/>
+                    <pic:cNvPr id="0" name="image3.png"/>
                     <pic:cNvPicPr preferRelativeResize="0"/>
                   </pic:nvPicPr>
                   <pic:blipFill>
-                    <a:blip r:embed="rId15"/>
+                    <a:blip r:embed="rId14"/>
                     <a:srcRect b="0" l="0" r="0" t="0"/>
                     <a:stretch>
                       <a:fillRect/>
@@ -3481,7 +2791,7 @@
                   <pic:spPr>
                     <a:xfrm>
                       <a:off x="0" y="0"/>
-                      <a:ext cx="5162550" cy="6991350"/>
+                      <a:ext cx="5162549" cy="6991350"/>
                     </a:xfrm>
                     <a:prstGeom prst="rect"/>
                     <a:ln/>
@@ -3526,8 +2836,8 @@
           <w:between w:space="0" w:sz="0" w:val="nil"/>
         </w:pBdr>
         <w:shd w:fill="auto" w:val="clear"/>
-        <w:spacing w:after="0" w:before="19.32708740234375" w:line="258.04887771606445" w:lineRule="auto"/>
-        <w:ind w:left="7.94891357421875" w:right="1232.6513671875" w:firstLine="13.027191162109375"/>
+        <w:spacing w:after="0" w:before="26.995697021484375" w:line="256.09036445617676" w:lineRule="auto"/>
+        <w:ind w:left="28.9105224609375" w:right="1116.202392578125" w:firstLine="10.598297119140625"/>
         <w:jc w:val="left"/>
         <w:rPr>
           <w:rFonts w:ascii="Arial" w:cs="Arial" w:eastAsia="Arial" w:hAnsi="Arial"/>
@@ -3562,7 +2872,7 @@
           <w:vertAlign w:val="baseline"/>
           <w:rtl w:val="0"/>
         </w:rPr>
-        <w:t xml:space="preserve">program is to enable its autonomous program. Enabling the autonomous program will cause the Romi to drive forward about ten inches, turn around, drive back to its original location, and then turn around again. Make sure you have the Romi somewhere where it can safely do this (not at the edge of a desk or table) and be ready to enable it. Look at the photo above, and find the “Robot State” box, in the upper</w:t>
+        <w:t xml:space="preserve">program is to enable its autonomous program. Enabling the autonomous program will cause the Romi to drive forward about ten inches, turn around, drive back to its original location, and then turn around again. Make sure you have the Romi somewhere where it can safely do this (not at</w:t>
       </w:r>
     </w:p>
     <w:p>
@@ -3580,7 +2890,60 @@
         </w:pBdr>
         <w:shd w:fill="auto" w:val="clear"/>
         <w:spacing w:after="0" w:before="0" w:line="258.0494213104248" w:lineRule="auto"/>
-        <w:ind w:left="5.96160888671875" w:right="1204.1748046875" w:firstLine="15.014495849609375"/>
+        <w:ind w:left="33.988800048828125" w:right="1519.638671875" w:hanging="5.078277587890625"/>
+        <w:jc w:val="left"/>
+        <w:rPr>
+          <w:rFonts w:ascii="Arial" w:cs="Arial" w:eastAsia="Arial" w:hAnsi="Arial"/>
+          <w:b w:val="0"/>
+          <w:bCs w:val="0"/>
+          <w:i w:val="0"/>
+          <w:iCs w:val="0"/>
+          <w:smallCaps w:val="0"/>
+          <w:strike w:val="0"/>
+          <w:color w:val="000000"/>
+          <w:sz w:val="22.079999923706055"/>
+          <w:szCs w:val="22.079999923706055"/>
+          <w:u w:val="none"/>
+          <w:shd w:fill="auto" w:val="clear"/>
+          <w:vertAlign w:val="baseline"/>
+        </w:rPr>
+      </w:pPr>
+      <w:r>
+        <w:rPr>
+          <w:rFonts w:ascii="Arial" w:cs="Arial" w:eastAsia="Arial" w:hAnsi="Arial"/>
+          <w:b w:val="0"/>
+          <w:bCs w:val="0"/>
+          <w:i w:val="0"/>
+          <w:iCs w:val="0"/>
+          <w:smallCaps w:val="0"/>
+          <w:strike w:val="0"/>
+          <w:color w:val="000000"/>
+          <w:sz w:val="22.079999923706055"/>
+          <w:szCs w:val="22.079999923706055"/>
+          <w:u w:val="none"/>
+          <w:shd w:fill="auto" w:val="clear"/>
+          <w:vertAlign w:val="baseline"/>
+          <w:rtl w:val="0"/>
+        </w:rPr>
+        <w:t xml:space="preserve">the edge of a desk or table) and be ready to enable it. Look at the photo above, and find the “Robot State” box, in the upper </w:t>
+      </w:r>
+    </w:p>
+    <w:p>
+      <w:pPr>
+        <w:keepNext w:val="0"/>
+        <w:keepLines w:val="0"/>
+        <w:pageBreakBefore w:val="0"/>
+        <w:widowControl w:val="0"/>
+        <w:pBdr>
+          <w:top w:space="0" w:sz="0" w:val="nil"/>
+          <w:left w:space="0" w:sz="0" w:val="nil"/>
+          <w:bottom w:space="0" w:sz="0" w:val="nil"/>
+          <w:right w:space="0" w:sz="0" w:val="nil"/>
+          <w:between w:space="0" w:sz="0" w:val="nil"/>
+        </w:pBdr>
+        <w:shd w:fill="auto" w:val="clear"/>
+        <w:spacing w:after="0" w:before="10.721435546875" w:line="258.0494213104248" w:lineRule="auto"/>
+        <w:ind w:left="15.014495849609375" w:right="1061.868896484375" w:firstLine="24.052734375"/>
         <w:jc w:val="left"/>
         <w:rPr>
           <w:rFonts w:ascii="Arial" w:cs="Arial" w:eastAsia="Arial" w:hAnsi="Arial"/>
@@ -3670,8 +3033,8 @@
           <w:between w:space="0" w:sz="0" w:val="nil"/>
         </w:pBdr>
         <w:shd w:fill="auto" w:val="clear"/>
-        <w:spacing w:after="0" w:before="181.74560546875" w:line="258.9524173736572" w:lineRule="auto"/>
-        <w:ind w:left="22.94891357421875" w:right="1243.145751953125" w:firstLine="750.0141906738281"/>
+        <w:spacing w:after="0" w:before="192.467041015625" w:line="257.8911781311035" w:lineRule="auto"/>
+        <w:ind w:left="40.59844970703125" w:right="1117.532958984375" w:firstLine="766.1184692382812"/>
         <w:jc w:val="left"/>
         <w:rPr>
           <w:rFonts w:ascii="Arial" w:cs="Arial" w:eastAsia="Arial" w:hAnsi="Arial"/>
@@ -3723,8 +3086,8 @@
           <w:between w:space="0" w:sz="0" w:val="nil"/>
         </w:pBdr>
         <w:shd w:fill="auto" w:val="clear"/>
-        <w:spacing w:after="0" w:before="180.357666015625" w:line="259.7749328613281" w:lineRule="auto"/>
-        <w:ind w:left="29.131317138671875" w:right="1267.509765625" w:firstLine="714.0382385253906"/>
+        <w:spacing w:after="0" w:before="191.224365234375" w:line="257.9948329925537" w:lineRule="auto"/>
+        <w:ind w:left="40.59844970703125" w:right="1273.887939453125" w:firstLine="719.3376159667969"/>
         <w:jc w:val="left"/>
         <w:rPr>
           <w:rFonts w:ascii="Arial" w:cs="Arial" w:eastAsia="Arial" w:hAnsi="Arial"/>
@@ -3776,8 +3139,8 @@
           <w:between w:space="0" w:sz="0" w:val="nil"/>
         </w:pBdr>
         <w:shd w:fill="auto" w:val="clear"/>
-        <w:spacing w:after="0" w:before="179.4903564453125" w:line="258.9218330383301" w:lineRule="auto"/>
-        <w:ind w:left="22.977142333984375" w:right="1226.334228515625" w:firstLine="0"/>
+        <w:spacing w:after="0" w:before="190.26123046875" w:line="258.0909061431885" w:lineRule="auto"/>
+        <w:ind w:left="135.46676635742188" w:right="1174.384765625" w:firstLine="0"/>
         <w:jc w:val="center"/>
         <w:rPr>
           <w:rFonts w:ascii="Arial" w:cs="Arial" w:eastAsia="Arial" w:hAnsi="Arial"/>
@@ -3905,8 +3268,8 @@
           <w:between w:space="0" w:sz="0" w:val="nil"/>
         </w:pBdr>
         <w:shd w:fill="auto" w:val="clear"/>
-        <w:spacing w:after="0" w:before="179.5245361328125" w:line="240" w:lineRule="auto"/>
-        <w:ind w:left="54.57611083984375" w:right="0" w:firstLine="0"/>
+        <w:spacing w:after="0" w:before="189.43817138671875" w:line="240" w:lineRule="auto"/>
+        <w:ind w:left="88.89602661132812" w:right="0" w:firstLine="0"/>
         <w:jc w:val="left"/>
         <w:rPr>
           <w:rFonts w:ascii="Arial" w:cs="Arial" w:eastAsia="Arial" w:hAnsi="Arial"/>
@@ -3958,8 +3321,8 @@
           <w:between w:space="0" w:sz="0" w:val="nil"/>
         </w:pBdr>
         <w:shd w:fill="auto" w:val="clear"/>
-        <w:spacing w:after="0" w:before="52.03399658203125" w:line="260.548095703125" w:lineRule="auto"/>
-        <w:ind w:left="29.35211181640625" w:right="1348.968505859375" w:firstLine="203.6639404296875"/>
+        <w:spacing w:after="0" w:before="58.19854736328125" w:line="260.4532527923584" w:lineRule="auto"/>
+        <w:ind w:left="40.819244384765625" w:right="1248.47412109375" w:firstLine="209.1168212890625"/>
         <w:jc w:val="left"/>
         <w:rPr>
           <w:rFonts w:ascii="Arial" w:cs="Arial" w:eastAsia="Arial" w:hAnsi="Arial"/>
@@ -3994,25 +3357,25 @@
           <w:vertAlign w:val="baseline"/>
           <w:rtl w:val="0"/>
         </w:rPr>
-        <w:t xml:space="preserve">After you press deploy your code, a small box with a few buttons will pop up in the top of VSCode. While this box is visible, you may not be able to deploy additional code to the Romi – VSCode may give you an error. When you want to deploy new code, simply click the red square in this box first, and then you can deploy your code: </w:t>
-      </w:r>
-    </w:p>
-    <w:p>
-      <w:pPr>
-        <w:keepNext w:val="0"/>
-        <w:keepLines w:val="0"/>
-        <w:pageBreakBefore w:val="0"/>
-        <w:widowControl w:val="0"/>
-        <w:pBdr>
-          <w:top w:space="0" w:sz="0" w:val="nil"/>
-          <w:left w:space="0" w:sz="0" w:val="nil"/>
-          <w:bottom w:space="0" w:sz="0" w:val="nil"/>
-          <w:right w:space="0" w:sz="0" w:val="nil"/>
-          <w:between w:space="0" w:sz="0" w:val="nil"/>
-        </w:pBdr>
-        <w:shd w:fill="auto" w:val="clear"/>
-        <w:spacing w:after="0" w:before="75.97869873046875" w:line="240" w:lineRule="auto"/>
-        <w:ind w:left="34.416046142578125" w:right="0" w:firstLine="0"/>
+        <w:t xml:space="preserve">After you press deploy your code, a small box with a few buttons will pop up in the top of VSCode. While this box is visible, you may not be able to deploy additional code to the Romi – VSCode may give you an error. When you want to deploy new code, simply click the red square in this box first, and then you can deploy your code:</w:t>
+      </w:r>
+    </w:p>
+    <w:p>
+      <w:pPr>
+        <w:keepNext w:val="0"/>
+        <w:keepLines w:val="0"/>
+        <w:pageBreakBefore w:val="0"/>
+        <w:widowControl w:val="0"/>
+        <w:pBdr>
+          <w:top w:space="0" w:sz="0" w:val="nil"/>
+          <w:left w:space="0" w:sz="0" w:val="nil"/>
+          <w:bottom w:space="0" w:sz="0" w:val="nil"/>
+          <w:right w:space="0" w:sz="0" w:val="nil"/>
+          <w:between w:space="0" w:sz="0" w:val="nil"/>
+        </w:pBdr>
+        <w:shd w:fill="auto" w:val="clear"/>
+        <w:spacing w:after="0" w:before="0" w:line="240" w:lineRule="auto"/>
+        <w:ind w:left="69.93606567382812" w:right="0" w:firstLine="0"/>
         <w:jc w:val="left"/>
         <w:rPr>
           <w:rFonts w:ascii="Arial" w:cs="Arial" w:eastAsia="Arial" w:hAnsi="Arial"/>
@@ -4050,16 +3413,16 @@
           <wp:inline distB="19050" distT="19050" distL="19050" distR="19050">
             <wp:extent cx="2686050" cy="695325"/>
             <wp:effectExtent b="0" l="0" r="0" t="0"/>
-            <wp:docPr id="4" name="image8.png"/>
+            <wp:docPr id="4" name="image4.png"/>
             <a:graphic>
               <a:graphicData uri="http://schemas.openxmlformats.org/drawingml/2006/picture">
                 <pic:pic>
                   <pic:nvPicPr>
-                    <pic:cNvPr id="0" name="image8.png"/>
+                    <pic:cNvPr id="0" name="image4.png"/>
                     <pic:cNvPicPr preferRelativeResize="0"/>
                   </pic:nvPicPr>
                   <pic:blipFill>
-                    <a:blip r:embed="rId14"/>
+                    <a:blip r:embed="rId13"/>
                     <a:srcRect b="0" l="0" r="0" t="0"/>
                     <a:stretch>
                       <a:fillRect/>
@@ -4100,7 +3463,7 @@
         </w:pBdr>
         <w:shd w:fill="auto" w:val="clear"/>
         <w:spacing w:after="0" w:before="0" w:line="240" w:lineRule="auto"/>
-        <w:ind w:left="54.57611083984375" w:right="0" w:firstLine="0"/>
+        <w:ind w:left="89.6160888671875" w:right="0" w:firstLine="0"/>
         <w:jc w:val="left"/>
         <w:rPr>
           <w:rFonts w:ascii="Arial" w:cs="Arial" w:eastAsia="Arial" w:hAnsi="Arial"/>
@@ -4135,25 +3498,25 @@
           <w:vertAlign w:val="baseline"/>
           <w:rtl w:val="0"/>
         </w:rPr>
-        <w:t xml:space="preserve">Fixing the Controls</w:t>
-      </w:r>
-    </w:p>
-    <w:p>
-      <w:pPr>
-        <w:keepNext w:val="0"/>
-        <w:keepLines w:val="0"/>
-        <w:pageBreakBefore w:val="0"/>
-        <w:widowControl w:val="0"/>
-        <w:pBdr>
-          <w:top w:space="0" w:sz="0" w:val="nil"/>
-          <w:left w:space="0" w:sz="0" w:val="nil"/>
-          <w:bottom w:space="0" w:sz="0" w:val="nil"/>
-          <w:right w:space="0" w:sz="0" w:val="nil"/>
-          <w:between w:space="0" w:sz="0" w:val="nil"/>
-        </w:pBdr>
-        <w:shd w:fill="auto" w:val="clear"/>
-        <w:spacing w:after="0" w:before="0" w:line="258.9865493774414" w:lineRule="auto"/>
-        <w:ind w:left="0" w:right="1370.753173828125" w:firstLine="743.1695556640625"/>
+        <w:t xml:space="preserve">Fixing the Controls </w:t>
+      </w:r>
+    </w:p>
+    <w:p>
+      <w:pPr>
+        <w:keepNext w:val="0"/>
+        <w:keepLines w:val="0"/>
+        <w:pageBreakBefore w:val="0"/>
+        <w:widowControl w:val="0"/>
+        <w:pBdr>
+          <w:top w:space="0" w:sz="0" w:val="nil"/>
+          <w:left w:space="0" w:sz="0" w:val="nil"/>
+          <w:bottom w:space="0" w:sz="0" w:val="nil"/>
+          <w:right w:space="0" w:sz="0" w:val="nil"/>
+          <w:between w:space="0" w:sz="0" w:val="nil"/>
+        </w:pBdr>
+        <w:shd w:fill="auto" w:val="clear"/>
+        <w:spacing w:after="0" w:before="5.687255859375" w:line="258.0494213104248" w:lineRule="auto"/>
+        <w:ind w:left="0" w:right="1227.637939453125" w:firstLine="759.9360656738281"/>
         <w:jc w:val="left"/>
         <w:rPr>
           <w:rFonts w:ascii="Arial" w:cs="Arial" w:eastAsia="Arial" w:hAnsi="Arial"/>
@@ -4205,8 +3568,8 @@
           <w:between w:space="0" w:sz="0" w:val="nil"/>
         </w:pBdr>
         <w:shd w:fill="auto" w:val="clear"/>
-        <w:spacing w:after="0" w:before="180.31982421875" w:line="262.3682498931885" w:lineRule="auto"/>
-        <w:ind w:left="28.24798583984375" w:right="1353.57666015625" w:firstLine="744.7151184082031"/>
+        <w:spacing w:after="0" w:before="191.0406494140625" w:line="257.90390968322754" w:lineRule="auto"/>
+        <w:ind w:left="48.547210693359375" w:right="1322.003173828125" w:firstLine="758.1697082519531"/>
         <w:jc w:val="left"/>
         <w:rPr>
           <w:rFonts w:ascii="Arial" w:cs="Arial" w:eastAsia="Arial" w:hAnsi="Arial"/>
@@ -4258,9 +3621,9 @@
           <w:between w:space="0" w:sz="0" w:val="nil"/>
         </w:pBdr>
         <w:shd w:fill="auto" w:val="clear"/>
-        <w:spacing w:after="0" w:before="0" w:line="204.24523830413818" w:lineRule="auto"/>
-        <w:ind w:left="26.0400390625" w:right="1367.137451171875" w:firstLine="8.376007080078125"/>
-        <w:jc w:val="left"/>
+        <w:spacing w:after="0" w:before="0" w:line="203.44682693481445" w:lineRule="auto"/>
+        <w:ind w:left="42.585601806640625" w:right="1359.4873046875" w:firstLine="27.3504638671875"/>
+        <w:jc w:val="both"/>
         <w:rPr>
           <w:rFonts w:ascii="Arial" w:cs="Arial" w:eastAsia="Arial" w:hAnsi="Arial"/>
           <w:b w:val="0"/>
@@ -4297,16 +3660,16 @@
           <wp:inline distB="19050" distT="19050" distL="19050" distR="19050">
             <wp:extent cx="5781675" cy="6734175"/>
             <wp:effectExtent b="0" l="0" r="0" t="0"/>
-            <wp:docPr id="1" name="image11.png"/>
+            <wp:docPr id="1" name="image2.png"/>
             <a:graphic>
               <a:graphicData uri="http://schemas.openxmlformats.org/drawingml/2006/picture">
                 <pic:pic>
                   <pic:nvPicPr>
-                    <pic:cNvPr id="0" name="image11.png"/>
+                    <pic:cNvPr id="0" name="image2.png"/>
                     <pic:cNvPicPr preferRelativeResize="0"/>
                   </pic:nvPicPr>
                   <pic:blipFill>
-                    <a:blip r:embed="rId16"/>
+                    <a:blip r:embed="rId15"/>
                     <a:srcRect b="0" l="0" r="0" t="0"/>
                     <a:stretch>
                       <a:fillRect/>
@@ -4343,25 +3706,25 @@
           <w:vertAlign w:val="baseline"/>
           <w:rtl w:val="0"/>
         </w:rPr>
-        <w:t xml:space="preserve">If you’re brand new to programming, there is a lot to take in here – but don’t worry about that. We’ll discuss everything in time, but for now let’s get those controls fixed. Scroll down in RobotContainer.java until you see line number 95. The lines are numbered on the left side of the code. On line 95, you’ll see this:</w:t>
-      </w:r>
-    </w:p>
-    <w:p>
-      <w:pPr>
-        <w:keepNext w:val="0"/>
-        <w:keepLines w:val="0"/>
-        <w:pageBreakBefore w:val="0"/>
-        <w:widowControl w:val="0"/>
-        <w:pBdr>
-          <w:top w:space="0" w:sz="0" w:val="nil"/>
-          <w:left w:space="0" w:sz="0" w:val="nil"/>
-          <w:bottom w:space="0" w:sz="0" w:val="nil"/>
-          <w:right w:space="0" w:sz="0" w:val="nil"/>
-          <w:between w:space="0" w:sz="0" w:val="nil"/>
-        </w:pBdr>
-        <w:shd w:fill="auto" w:val="clear"/>
-        <w:spacing w:after="0" w:before="0" w:line="258.0493640899658" w:lineRule="auto"/>
-        <w:ind w:left="23.169708251953125" w:right="1371.492919921875" w:firstLine="0"/>
+        <w:t xml:space="preserve">If you’re brand new to programming, there is a lot to take in here – but don’t worry about that. We’ll discuss everything in time, but for now let’s get those controls fixed. Scroll down in RobotContainer.java until you see line number 95. The lines are numbered on the left side of the code. On line 95, you’ll see this: </w:t>
+      </w:r>
+    </w:p>
+    <w:p>
+      <w:pPr>
+        <w:keepNext w:val="0"/>
+        <w:keepLines w:val="0"/>
+        <w:pageBreakBefore w:val="0"/>
+        <w:widowControl w:val="0"/>
+        <w:pBdr>
+          <w:top w:space="0" w:sz="0" w:val="nil"/>
+          <w:left w:space="0" w:sz="0" w:val="nil"/>
+          <w:bottom w:space="0" w:sz="0" w:val="nil"/>
+          <w:right w:space="0" w:sz="0" w:val="nil"/>
+          <w:between w:space="0" w:sz="0" w:val="nil"/>
+        </w:pBdr>
+        <w:shd w:fill="auto" w:val="clear"/>
+        <w:spacing w:after="0" w:before="7.80609130859375" w:line="258.04890632629395" w:lineRule="auto"/>
+        <w:ind w:left="47.889251708984375" w:right="1272.6318359375" w:firstLine="0"/>
         <w:jc w:val="center"/>
         <w:rPr>
           <w:rFonts w:ascii="Arial" w:cs="Arial" w:eastAsia="Arial" w:hAnsi="Arial"/>
@@ -4396,12 +3759,118 @@
           <w:vertAlign w:val="baseline"/>
           <w:rtl w:val="0"/>
         </w:rPr>
-        <w:t xml:space="preserve">At the end of the line, you’ll see “m_controller.getRawAxis(2))”, highlighted in red above. This line sets which axes of the joystick are being used to control the robot. Change the 2 to whatever axis you identified when testing the controls. If your controls were already correct, try changing it to something else, following the next step, and then changing it back. Close the Robot Simulation Window. Once you do this, you can press ctrl+s to save, and F5 to deploy your code to the Romi again. Once the code finishes deploying, you can enable it again and try out your new controls. If you put the right axis, you’ll be able to drive your robot comfortably! If the controls aren’t what you expected, double check your axes again when you push on them using the joysticks interface, and make sure you changed the correct value in the code. Now that you have your Romi driving around, have some fun with it! You’ve taken your first steps into writing code and you already have a robot driving around.</w:t>
+        <w:t xml:space="preserve">At the end of the line, you’ll see “m_controller.getRawAxis(2))”, highlighted in red above. This line sets which axes of the joystick are being used to control the robot. Change the 2 to whatever axis you identified when testing the controls. If your controls were already correct, try</w:t>
+      </w:r>
+    </w:p>
+    <w:p>
+      <w:pPr>
+        <w:keepNext w:val="0"/>
+        <w:keepLines w:val="0"/>
+        <w:pageBreakBefore w:val="0"/>
+        <w:widowControl w:val="0"/>
+        <w:pBdr>
+          <w:top w:space="0" w:sz="0" w:val="nil"/>
+          <w:left w:space="0" w:sz="0" w:val="nil"/>
+          <w:bottom w:space="0" w:sz="0" w:val="nil"/>
+          <w:right w:space="0" w:sz="0" w:val="nil"/>
+          <w:between w:space="0" w:sz="0" w:val="nil"/>
+        </w:pBdr>
+        <w:shd w:fill="auto" w:val="clear"/>
+        <w:spacing w:after="0" w:before="0" w:line="258.0494213104248" w:lineRule="auto"/>
+        <w:ind w:left="178.73260498046875" w:right="1357.7294921875" w:firstLine="54.294891357421875"/>
+        <w:jc w:val="both"/>
+        <w:rPr>
+          <w:rFonts w:ascii="Arial" w:cs="Arial" w:eastAsia="Arial" w:hAnsi="Arial"/>
+          <w:b w:val="0"/>
+          <w:bCs w:val="0"/>
+          <w:i w:val="0"/>
+          <w:iCs w:val="0"/>
+          <w:smallCaps w:val="0"/>
+          <w:strike w:val="0"/>
+          <w:color w:val="000000"/>
+          <w:sz w:val="22.079999923706055"/>
+          <w:szCs w:val="22.079999923706055"/>
+          <w:u w:val="none"/>
+          <w:shd w:fill="auto" w:val="clear"/>
+          <w:vertAlign w:val="baseline"/>
+        </w:rPr>
+      </w:pPr>
+      <w:r>
+        <w:rPr>
+          <w:rFonts w:ascii="Arial" w:cs="Arial" w:eastAsia="Arial" w:hAnsi="Arial"/>
+          <w:b w:val="0"/>
+          <w:bCs w:val="0"/>
+          <w:i w:val="0"/>
+          <w:iCs w:val="0"/>
+          <w:smallCaps w:val="0"/>
+          <w:strike w:val="0"/>
+          <w:color w:val="000000"/>
+          <w:sz w:val="22.079999923706055"/>
+          <w:szCs w:val="22.079999923706055"/>
+          <w:u w:val="none"/>
+          <w:shd w:fill="auto" w:val="clear"/>
+          <w:vertAlign w:val="baseline"/>
+          <w:rtl w:val="0"/>
+        </w:rPr>
+        <w:t xml:space="preserve">changing it to something else, following the next step, and then changing it back. Close the Robot Simulation Window. Once you do this, you can press ctrl+s to save, and F5 to deploy your code to the Romi again. Once the code finishes deploying, you can enable it again and </w:t>
+      </w:r>
+    </w:p>
+    <w:p>
+      <w:pPr>
+        <w:keepNext w:val="0"/>
+        <w:keepLines w:val="0"/>
+        <w:pageBreakBefore w:val="0"/>
+        <w:widowControl w:val="0"/>
+        <w:pBdr>
+          <w:top w:space="0" w:sz="0" w:val="nil"/>
+          <w:left w:space="0" w:sz="0" w:val="nil"/>
+          <w:bottom w:space="0" w:sz="0" w:val="nil"/>
+          <w:right w:space="0" w:sz="0" w:val="nil"/>
+          <w:between w:space="0" w:sz="0" w:val="nil"/>
+        </w:pBdr>
+        <w:shd w:fill="auto" w:val="clear"/>
+        <w:spacing w:after="0" w:before="10.721435546875" w:line="258.0494213104248" w:lineRule="auto"/>
+        <w:ind w:left="86.025390625" w:right="1259.94384765625" w:firstLine="0"/>
+        <w:jc w:val="center"/>
+        <w:rPr>
+          <w:rFonts w:ascii="Arial" w:cs="Arial" w:eastAsia="Arial" w:hAnsi="Arial"/>
+          <w:b w:val="0"/>
+          <w:bCs w:val="0"/>
+          <w:i w:val="0"/>
+          <w:iCs w:val="0"/>
+          <w:smallCaps w:val="0"/>
+          <w:strike w:val="0"/>
+          <w:color w:val="000000"/>
+          <w:sz w:val="22.079999923706055"/>
+          <w:szCs w:val="22.079999923706055"/>
+          <w:u w:val="none"/>
+          <w:shd w:fill="auto" w:val="clear"/>
+          <w:vertAlign w:val="baseline"/>
+        </w:rPr>
+      </w:pPr>
+      <w:r>
+        <w:rPr>
+          <w:rFonts w:ascii="Arial" w:cs="Arial" w:eastAsia="Arial" w:hAnsi="Arial"/>
+          <w:b w:val="0"/>
+          <w:bCs w:val="0"/>
+          <w:i w:val="0"/>
+          <w:iCs w:val="0"/>
+          <w:smallCaps w:val="0"/>
+          <w:strike w:val="0"/>
+          <w:color w:val="000000"/>
+          <w:sz w:val="22.079999923706055"/>
+          <w:szCs w:val="22.079999923706055"/>
+          <w:u w:val="none"/>
+          <w:shd w:fill="auto" w:val="clear"/>
+          <w:vertAlign w:val="baseline"/>
+          <w:rtl w:val="0"/>
+        </w:rPr>
+        <w:t xml:space="preserve">try out your new controls. If you put the right axis, you’ll be able to drive your robot comfortably! If the controls aren’t what you expected, double check your axes again when you push on them using the joysticks interface, and make sure you changed the correct value in the code. Now that you have your Romi driving around, have some fun with it! You’ve taken your first steps into writing code and you already have a robot driving around.</w:t>
       </w:r>
     </w:p>
     <w:sectPr>
       <w:pgSz w:h="15840" w:w="12240" w:orient="portrait"/>
-      <w:pgMar w:bottom="1554.244384765625" w:top="1418.800048828125" w:left="1431.64794921875" w:right="182.216796875" w:header="0" w:footer="720"/>
+      <w:pgMar w:bottom="1669.23095703125" w:top="1409.200439453125" w:left="1421.7118835449219" w:right="283.86474609375" w:header="0" w:footer="720"/>
       <w:pgNumType w:start="1"/>
     </w:sectPr>
   </w:body>
